--- a/Docs/Comparación de Soluciones para el Cálculo del Coeficiente de Gini.docx
+++ b/Docs/Comparación de Soluciones para el Cálculo del Coeficiente de Gini.docx
@@ -53,6 +53,11 @@
       </w:r>
     </w:p>
     <w:p>
+      <w:r>
+        <w:t>Estudiantes: Santiago Calderon y Fabricio Monge</w:t>
+      </w:r>
+    </w:p>
+    <w:p>
       <w:pPr>
         <w:pStyle w:val="Ttulo1"/>
         <w:numPr>
@@ -186,15 +191,7 @@
         </w:numPr>
       </w:pPr>
       <w:r>
-        <w:t>Unidades (</w:t>
-      </w:r>
-      <w:proofErr w:type="spellStart"/>
-      <w:r>
-        <w:t>units</w:t>
-      </w:r>
-      <w:proofErr w:type="spellEnd"/>
-      <w:r>
-        <w:t>):</w:t>
+        <w:t>Unidades (units):</w:t>
       </w:r>
     </w:p>
     <w:p>
@@ -205,21 +202,8 @@
           <w:numId w:val="5"/>
         </w:numPr>
       </w:pPr>
-      <w:proofErr w:type="spellStart"/>
-      <w:r>
-        <w:t>pais_gini.pas</w:t>
-      </w:r>
-      <w:proofErr w:type="spellEnd"/>
-      <w:r>
-        <w:t xml:space="preserve">: contiene el procedimiento </w:t>
-      </w:r>
-      <w:proofErr w:type="spellStart"/>
-      <w:r>
-        <w:t>LeerNombrePais</w:t>
-      </w:r>
-      <w:proofErr w:type="spellEnd"/>
-      <w:r>
-        <w:t>, que solicita y valida el nombre del país (no vacío, longitud ≤</w:t>
+      <w:r>
+        <w:t>pais_gini.pas: contiene el procedimiento LeerNombrePais, que solicita y valida el nombre del país (no vacío, longitud ≤</w:t>
       </w:r>
       <w:r>
         <w:rPr>
@@ -239,21 +223,8 @@
           <w:numId w:val="5"/>
         </w:numPr>
       </w:pPr>
-      <w:proofErr w:type="spellStart"/>
-      <w:r>
-        <w:t>entrada_gini.pas</w:t>
-      </w:r>
-      <w:proofErr w:type="spellEnd"/>
-      <w:r>
-        <w:t xml:space="preserve">: contiene el procedimiento </w:t>
-      </w:r>
-      <w:proofErr w:type="spellStart"/>
-      <w:r>
-        <w:t>LeerDatosIngresos</w:t>
-      </w:r>
-      <w:proofErr w:type="spellEnd"/>
-      <w:r>
-        <w:t>, que pide los cinco porcentajes acumulados (20</w:t>
+      <w:r>
+        <w:t>entrada_gini.pas: contiene el procedimiento LeerDatosIngresos, que pide los cinco porcentajes acumulados (20</w:t>
       </w:r>
       <w:r>
         <w:rPr>
@@ -298,15 +269,7 @@
         <w:t>ó</w:t>
       </w:r>
       <w:r>
-        <w:t xml:space="preserve">n auxiliar </w:t>
-      </w:r>
-      <w:proofErr w:type="spellStart"/>
-      <w:r>
-        <w:t>LeerPorcentajeAcumulado</w:t>
-      </w:r>
-      <w:proofErr w:type="spellEnd"/>
-      <w:r>
-        <w:t>, que valida: que el valor sea num</w:t>
+        <w:t>n auxiliar LeerPorcentajeAcumulado, que valida: que el valor sea num</w:t>
       </w:r>
       <w:r>
         <w:rPr>
@@ -333,7 +296,11 @@
         <w:t>ú</w:t>
       </w:r>
       <w:r>
-        <w:t>ltimo sea exactamente 100. Luego convierte los valores a fracciones (</w:t>
+        <w:t xml:space="preserve">ltimo sea </w:t>
+      </w:r>
+      <w:r>
+        <w:lastRenderedPageBreak/>
+        <w:t>exactamente 100. Luego convierte los valores a fracciones (</w:t>
       </w:r>
       <w:proofErr w:type="gramStart"/>
       <w:r>
@@ -352,22 +319,8 @@
           <w:numId w:val="5"/>
         </w:numPr>
       </w:pPr>
-      <w:proofErr w:type="spellStart"/>
-      <w:r>
-        <w:lastRenderedPageBreak/>
-        <w:t>calculo_gini.pas</w:t>
-      </w:r>
-      <w:proofErr w:type="spellEnd"/>
-      <w:r>
-        <w:t xml:space="preserve">: contiene la función </w:t>
-      </w:r>
-      <w:proofErr w:type="spellStart"/>
-      <w:r>
-        <w:t>CalcularGini</w:t>
-      </w:r>
-      <w:proofErr w:type="spellEnd"/>
-      <w:r>
-        <w:t>, que recibe los arreglos de población e ingreso acumulado y aplica la regla del trapecio para obtener el área y luego el índice.</w:t>
+      <w:r>
+        <w:t>calculo_gini.pas: contiene la función CalcularGini, que recibe los arreglos de población e ingreso acumulado y aplica la regla del trapecio para obtener el área y luego el índice.</w:t>
       </w:r>
     </w:p>
     <w:p>
@@ -378,21 +331,8 @@
           <w:numId w:val="5"/>
         </w:numPr>
       </w:pPr>
-      <w:proofErr w:type="spellStart"/>
-      <w:r>
-        <w:t>clasificacion_gini.pas</w:t>
-      </w:r>
-      <w:proofErr w:type="spellEnd"/>
-      <w:r>
-        <w:t xml:space="preserve">: contiene la función </w:t>
-      </w:r>
-      <w:proofErr w:type="spellStart"/>
-      <w:r>
-        <w:t>ClassificarGini</w:t>
-      </w:r>
-      <w:proofErr w:type="spellEnd"/>
-      <w:r>
-        <w:t>, que devuelve una cadena con la clasificación según el valor de Gini.</w:t>
+      <w:r>
+        <w:t>clasificacion_gini.pas: contiene la función ClassificarGini, que devuelve una cadena con la clasificación según el valor de Gini.</w:t>
       </w:r>
     </w:p>
     <w:p>
@@ -404,55 +344,82 @@
         </w:numPr>
       </w:pPr>
       <w:r>
-        <w:t>Flujo: El procedimiento Main en project1.lpr inicializa el arreglo de población acumulada (</w:t>
-      </w:r>
-      <w:proofErr w:type="spellStart"/>
-      <w:r>
-        <w:t>Pob_acum</w:t>
-      </w:r>
-      <w:proofErr w:type="spellEnd"/>
-      <w:r>
-        <w:t xml:space="preserve">) con los valores 0, 0.2, 0.4, 0.6, 0.8, 1.0. Luego entra en un bucle </w:t>
-      </w:r>
-      <w:proofErr w:type="spellStart"/>
-      <w:r>
-        <w:t>while</w:t>
-      </w:r>
-      <w:proofErr w:type="spellEnd"/>
-      <w:r>
-        <w:t xml:space="preserve"> que: 1) llama a </w:t>
-      </w:r>
-      <w:proofErr w:type="spellStart"/>
-      <w:r>
-        <w:t>LeerNombrePais</w:t>
-      </w:r>
-      <w:proofErr w:type="spellEnd"/>
-      <w:r>
-        <w:t xml:space="preserve"> para obtener el nombre; 2) si el nombre es "salir", termina el programa; 3) en caso contrario, llama a </w:t>
-      </w:r>
-      <w:proofErr w:type="spellStart"/>
-      <w:r>
-        <w:t>LeerDatosIngresos</w:t>
-      </w:r>
-      <w:proofErr w:type="spellEnd"/>
-      <w:r>
-        <w:t xml:space="preserve"> para obtener los porcentajes; 4) calcula el Gini con </w:t>
-      </w:r>
-      <w:proofErr w:type="spellStart"/>
-      <w:r>
-        <w:t>CalcularGini</w:t>
-      </w:r>
-      <w:proofErr w:type="spellEnd"/>
-      <w:r>
-        <w:t xml:space="preserve">; 5) obtiene la clasificación con </w:t>
-      </w:r>
-      <w:proofErr w:type="spellStart"/>
-      <w:r>
-        <w:t>ClassificarGini</w:t>
-      </w:r>
-      <w:proofErr w:type="spellEnd"/>
-      <w:r>
-        <w:t>; 6) muestra el resultado en pantalla.</w:t>
+        <w:t xml:space="preserve">Flujo: El procedimiento Main en project1.lpr inicializa el arreglo de población acumulada (Pob_acum) con los valores 0, 0.2, 0.4, 0.6, 0.8, 1.0. Luego entra en un bucle while que: </w:t>
+      </w:r>
+    </w:p>
+    <w:p>
+      <w:pPr>
+        <w:pStyle w:val="Prrafodelista"/>
+        <w:numPr>
+          <w:ilvl w:val="1"/>
+          <w:numId w:val="5"/>
+        </w:numPr>
+      </w:pPr>
+      <w:r>
+        <w:t>1) llama a LeerNombrePais para obtener el nombre</w:t>
+      </w:r>
+    </w:p>
+    <w:p>
+      <w:pPr>
+        <w:pStyle w:val="Prrafodelista"/>
+        <w:numPr>
+          <w:ilvl w:val="1"/>
+          <w:numId w:val="5"/>
+        </w:numPr>
+      </w:pPr>
+      <w:r>
+        <w:t>2) si el nombre es "salir", termina el programa</w:t>
+      </w:r>
+    </w:p>
+    <w:p>
+      <w:pPr>
+        <w:pStyle w:val="Prrafodelista"/>
+        <w:numPr>
+          <w:ilvl w:val="1"/>
+          <w:numId w:val="5"/>
+        </w:numPr>
+      </w:pPr>
+      <w:r>
+        <w:t>3) en caso contrario, llama a LeerDatosIngresos para obtener los porcentajes;</w:t>
+      </w:r>
+    </w:p>
+    <w:p>
+      <w:pPr>
+        <w:pStyle w:val="Prrafodelista"/>
+        <w:numPr>
+          <w:ilvl w:val="1"/>
+          <w:numId w:val="5"/>
+        </w:numPr>
+      </w:pPr>
+      <w:r>
+        <w:t>4) calcula el Gini con CalcularGini</w:t>
+      </w:r>
+    </w:p>
+    <w:p>
+      <w:pPr>
+        <w:pStyle w:val="Prrafodelista"/>
+        <w:numPr>
+          <w:ilvl w:val="1"/>
+          <w:numId w:val="5"/>
+        </w:numPr>
+      </w:pPr>
+      <w:r>
+        <w:t>5) obtiene la clasificación con ClassificarGini</w:t>
+      </w:r>
+    </w:p>
+    <w:p>
+      <w:pPr>
+        <w:pStyle w:val="Prrafodelista"/>
+        <w:numPr>
+          <w:ilvl w:val="1"/>
+          <w:numId w:val="5"/>
+        </w:numPr>
+      </w:pPr>
+      <w:r>
+        <w:t>6</w:t>
+      </w:r>
+      <w:r>
+        <w:t>) muestra el resultado en pantalla.</w:t>
       </w:r>
     </w:p>
     <w:p>
@@ -485,87 +452,7 @@
         </w:numPr>
       </w:pPr>
       <w:r>
-        <w:t xml:space="preserve">Archivos múltiples: </w:t>
-      </w:r>
-      <w:proofErr w:type="spellStart"/>
-      <w:r>
-        <w:t>main.c</w:t>
-      </w:r>
-      <w:proofErr w:type="spellEnd"/>
-      <w:r>
-        <w:t xml:space="preserve">, </w:t>
-      </w:r>
-      <w:proofErr w:type="spellStart"/>
-      <w:r>
-        <w:t>entrada.c</w:t>
-      </w:r>
-      <w:proofErr w:type="spellEnd"/>
-      <w:r>
-        <w:t xml:space="preserve"> / </w:t>
-      </w:r>
-      <w:proofErr w:type="spellStart"/>
-      <w:r>
-        <w:t>entrada.h</w:t>
-      </w:r>
-      <w:proofErr w:type="spellEnd"/>
-      <w:r>
-        <w:t xml:space="preserve">, </w:t>
-      </w:r>
-      <w:proofErr w:type="spellStart"/>
-      <w:r>
-        <w:t>validacion_entrada.c</w:t>
-      </w:r>
-      <w:proofErr w:type="spellEnd"/>
-      <w:r>
-        <w:t xml:space="preserve"> / </w:t>
-      </w:r>
-      <w:proofErr w:type="spellStart"/>
-      <w:r>
-        <w:t>validacion_entrada.h</w:t>
-      </w:r>
-      <w:proofErr w:type="spellEnd"/>
-      <w:r>
-        <w:t xml:space="preserve">, </w:t>
-      </w:r>
-      <w:proofErr w:type="spellStart"/>
-      <w:r>
-        <w:t>gini.c</w:t>
-      </w:r>
-      <w:proofErr w:type="spellEnd"/>
-      <w:r>
-        <w:t xml:space="preserve"> / </w:t>
-      </w:r>
-      <w:proofErr w:type="spellStart"/>
-      <w:r>
-        <w:t>gini.h</w:t>
-      </w:r>
-      <w:proofErr w:type="spellEnd"/>
-      <w:r>
-        <w:t xml:space="preserve">, </w:t>
-      </w:r>
-      <w:proofErr w:type="spellStart"/>
-      <w:r>
-        <w:t>clasificacion.c</w:t>
-      </w:r>
-      <w:proofErr w:type="spellEnd"/>
-      <w:r>
-        <w:t xml:space="preserve"> / </w:t>
-      </w:r>
-      <w:proofErr w:type="spellStart"/>
-      <w:r>
-        <w:t>clasificacion.h</w:t>
-      </w:r>
-      <w:proofErr w:type="spellEnd"/>
-      <w:r>
-        <w:t xml:space="preserve">, </w:t>
-      </w:r>
-      <w:proofErr w:type="spellStart"/>
-      <w:r>
-        <w:t>constantes.h</w:t>
-      </w:r>
-      <w:proofErr w:type="spellEnd"/>
-      <w:r>
-        <w:t>.</w:t>
+        <w:t>Archivos múltiples: main.c, entrada.c / entrada.h, validacion_entrada.c / validacion_entrada.h, gini.c / gini.h, clasificacion.c / clasificacion.h, constantes.h.</w:t>
       </w:r>
     </w:p>
     <w:p>
@@ -588,13 +475,8 @@
           <w:numId w:val="6"/>
         </w:numPr>
       </w:pPr>
-      <w:proofErr w:type="spellStart"/>
-      <w:r>
-        <w:t>main.c</w:t>
-      </w:r>
-      <w:proofErr w:type="spellEnd"/>
-      <w:r>
-        <w:t>: controla el flujo principal con un bucle do</w:t>
+      <w:r>
+        <w:t>main.c: controla el flujo principal con un bucle do</w:t>
       </w:r>
       <w:r>
         <w:rPr>
@@ -602,13 +484,8 @@
         </w:rPr>
         <w:t>‑</w:t>
       </w:r>
-      <w:proofErr w:type="spellStart"/>
-      <w:r>
-        <w:t>while</w:t>
-      </w:r>
-      <w:proofErr w:type="spellEnd"/>
-      <w:r>
-        <w:t xml:space="preserve"> que pregunta si se desea continuar.</w:t>
+      <w:r>
+        <w:t>while que pregunta si se desea continuar.</w:t>
       </w:r>
     </w:p>
     <w:p>
@@ -619,13 +496,8 @@
           <w:numId w:val="6"/>
         </w:numPr>
       </w:pPr>
-      <w:proofErr w:type="spellStart"/>
-      <w:r>
-        <w:t>entrada.c</w:t>
-      </w:r>
-      <w:proofErr w:type="spellEnd"/>
-      <w:r>
-        <w:t xml:space="preserve"> / .h: funciones para leer el nombre del país (validando que contenga al menos una letra), leer los ingresos acumulados (con validación paso a paso: rango, orden creciente, último = 100</w:t>
+      <w:r>
+        <w:t>entrada.c / .h: funciones para leer el nombre del país (validando que contenga al menos una letra), leer los ingresos acumulados (con validación paso a paso: rango, orden creciente, último = 100</w:t>
       </w:r>
       <w:r>
         <w:rPr>
@@ -645,29 +517,8 @@
           <w:numId w:val="6"/>
         </w:numPr>
       </w:pPr>
-      <w:proofErr w:type="spellStart"/>
-      <w:r>
-        <w:t>validacion_entrada.c</w:t>
-      </w:r>
-      <w:proofErr w:type="spellEnd"/>
-      <w:r>
-        <w:t xml:space="preserve"> / .h: utilidades para limpiar el búfer de entrada (</w:t>
-      </w:r>
-      <w:proofErr w:type="spellStart"/>
-      <w:r>
-        <w:t>prepararLinea</w:t>
-      </w:r>
-      <w:proofErr w:type="spellEnd"/>
-      <w:r>
-        <w:t>) y leer números de forma segura (</w:t>
-      </w:r>
-      <w:proofErr w:type="spellStart"/>
-      <w:r>
-        <w:t>leerNumeroDouble</w:t>
-      </w:r>
-      <w:proofErr w:type="spellEnd"/>
-      <w:r>
-        <w:t>).</w:t>
+      <w:r>
+        <w:t>validacion_entrada.c / .h: utilidades para limpiar el búfer de entrada (prepararLinea) y leer números de forma segura (leerNumeroDouble).</w:t>
       </w:r>
     </w:p>
     <w:p>
@@ -678,21 +529,8 @@
           <w:numId w:val="6"/>
         </w:numPr>
       </w:pPr>
-      <w:proofErr w:type="spellStart"/>
-      <w:r>
-        <w:t>gini.c</w:t>
-      </w:r>
-      <w:proofErr w:type="spellEnd"/>
-      <w:r>
-        <w:t xml:space="preserve"> / .h: funciones de validación global de los datos (</w:t>
-      </w:r>
-      <w:proofErr w:type="spellStart"/>
-      <w:r>
-        <w:t>validarIngresosAcumulados</w:t>
-      </w:r>
-      <w:proofErr w:type="spellEnd"/>
-      <w:r>
-        <w:t>) y cálculo del área y el índice.</w:t>
+      <w:r>
+        <w:t>gini.c / .h: funciones de validación global de los datos (validarIngresosAcumulados) y cálculo del área y el índice.</w:t>
       </w:r>
     </w:p>
     <w:p>
@@ -703,13 +541,8 @@
           <w:numId w:val="6"/>
         </w:numPr>
       </w:pPr>
-      <w:proofErr w:type="spellStart"/>
-      <w:r>
-        <w:t>clasificacion.c</w:t>
-      </w:r>
-      <w:proofErr w:type="spellEnd"/>
-      <w:r>
-        <w:t xml:space="preserve"> / .h: imprime la clasificación según el índice.</w:t>
+      <w:r>
+        <w:t>clasificacion.c / .h: imprime la clasificación según el índice.</w:t>
       </w:r>
     </w:p>
     <w:p>
@@ -720,13 +553,8 @@
           <w:numId w:val="6"/>
         </w:numPr>
       </w:pPr>
-      <w:proofErr w:type="spellStart"/>
-      <w:r>
-        <w:t>constantes.h</w:t>
-      </w:r>
-      <w:proofErr w:type="spellEnd"/>
-      <w:r>
-        <w:t>: define CANTIDAD_PUNTOS (6) y LONGITUD_NOMBRE_PAIS (100).</w:t>
+      <w:r>
+        <w:t>constantes.h: define CANTIDAD_PUNTOS (6) y LONGITUD_NOMBRE_PAIS (100).</w:t>
       </w:r>
     </w:p>
     <w:p>
@@ -780,6 +608,7 @@
           </w:tcPr>
           <w:p>
             <w:r>
+              <w:lastRenderedPageBreak/>
               <w:t xml:space="preserve"> Aspecto                        </w:t>
             </w:r>
           </w:p>
@@ -825,23 +654,7 @@
           </w:tcPr>
           <w:p>
             <w:r>
-              <w:t xml:space="preserve"> </w:t>
-            </w:r>
-            <w:proofErr w:type="spellStart"/>
-            <w:r>
-              <w:t>begin</w:t>
-            </w:r>
-            <w:proofErr w:type="spellEnd"/>
-            <w:r>
-              <w:t xml:space="preserve"> … </w:t>
-            </w:r>
-            <w:proofErr w:type="spellStart"/>
-            <w:r>
-              <w:t>end</w:t>
-            </w:r>
-            <w:proofErr w:type="spellEnd"/>
-            <w:r>
-              <w:t xml:space="preserve">                </w:t>
+              <w:t xml:space="preserve"> begin … end                </w:t>
             </w:r>
           </w:p>
         </w:tc>
@@ -936,7 +749,6 @@
           </w:tcPr>
           <w:p>
             <w:r>
-              <w:lastRenderedPageBreak/>
               <w:t xml:space="preserve"> Declaración de variables       </w:t>
             </w:r>
           </w:p>
@@ -947,15 +759,7 @@
           </w:tcPr>
           <w:p>
             <w:r>
-              <w:t xml:space="preserve"> Sección </w:t>
-            </w:r>
-            <w:proofErr w:type="spellStart"/>
-            <w:r>
-              <w:t>var</w:t>
-            </w:r>
-            <w:proofErr w:type="spellEnd"/>
-            <w:r>
-              <w:t xml:space="preserve"> antes del código </w:t>
+              <w:t xml:space="preserve"> Sección var antes del código </w:t>
             </w:r>
           </w:p>
         </w:tc>
@@ -990,15 +794,7 @@
           </w:tcPr>
           <w:p>
             <w:r>
-              <w:t xml:space="preserve"> Estáticos o dinámicos (array </w:t>
-            </w:r>
-            <w:proofErr w:type="spellStart"/>
-            <w:r>
-              <w:t>of</w:t>
-            </w:r>
-            <w:proofErr w:type="spellEnd"/>
-            <w:r>
-              <w:t xml:space="preserve"> Real) </w:t>
+              <w:t xml:space="preserve"> Estáticos o dinámicos (array of Real) </w:t>
             </w:r>
           </w:p>
         </w:tc>
@@ -1008,15 +804,7 @@
           </w:tcPr>
           <w:p>
             <w:r>
-              <w:t xml:space="preserve"> Estáticos de tamaño fijo (</w:t>
-            </w:r>
-            <w:proofErr w:type="spellStart"/>
-            <w:r>
-              <w:t>double</w:t>
-            </w:r>
-            <w:proofErr w:type="spellEnd"/>
-            <w:r>
-              <w:t xml:space="preserve">[]) </w:t>
+              <w:t xml:space="preserve"> Estáticos de tamaño fijo (double[]) </w:t>
             </w:r>
           </w:p>
         </w:tc>
@@ -1041,23 +829,7 @@
           </w:tcPr>
           <w:p>
             <w:r>
-              <w:t xml:space="preserve"> </w:t>
-            </w:r>
-            <w:proofErr w:type="spellStart"/>
-            <w:r>
-              <w:t>ReadLn</w:t>
-            </w:r>
-            <w:proofErr w:type="spellEnd"/>
-            <w:r>
-              <w:t xml:space="preserve">, </w:t>
-            </w:r>
-            <w:proofErr w:type="spellStart"/>
-            <w:r>
-              <w:t>WriteLn</w:t>
-            </w:r>
-            <w:proofErr w:type="spellEnd"/>
-            <w:r>
-              <w:t xml:space="preserve">            </w:t>
+              <w:t xml:space="preserve"> ReadLn, WriteLn            </w:t>
             </w:r>
           </w:p>
         </w:tc>
@@ -1067,31 +839,7 @@
           </w:tcPr>
           <w:p>
             <w:r>
-              <w:t xml:space="preserve"> </w:t>
-            </w:r>
-            <w:proofErr w:type="spellStart"/>
-            <w:r>
-              <w:t>printf</w:t>
-            </w:r>
-            <w:proofErr w:type="spellEnd"/>
-            <w:r>
-              <w:t xml:space="preserve">, </w:t>
-            </w:r>
-            <w:proofErr w:type="spellStart"/>
-            <w:r>
-              <w:t>scanf</w:t>
-            </w:r>
-            <w:proofErr w:type="spellEnd"/>
-            <w:r>
-              <w:t>/</w:t>
-            </w:r>
-            <w:proofErr w:type="spellStart"/>
-            <w:r>
-              <w:t>fgets</w:t>
-            </w:r>
-            <w:proofErr w:type="spellEnd"/>
-            <w:r>
-              <w:t xml:space="preserve">         </w:t>
+              <w:t xml:space="preserve"> printf, scanf/fgets         </w:t>
             </w:r>
           </w:p>
         </w:tc>
@@ -1116,23 +864,7 @@
           </w:tcPr>
           <w:p>
             <w:r>
-              <w:t xml:space="preserve"> </w:t>
-            </w:r>
-            <w:proofErr w:type="spellStart"/>
-            <w:r>
-              <w:t>Function</w:t>
-            </w:r>
-            <w:proofErr w:type="spellEnd"/>
-            <w:r>
-              <w:t xml:space="preserve"> (devuelve valor) y </w:t>
-            </w:r>
-            <w:proofErr w:type="spellStart"/>
-            <w:r>
-              <w:t>Procedure</w:t>
-            </w:r>
-            <w:proofErr w:type="spellEnd"/>
-            <w:r>
-              <w:t xml:space="preserve"> (no devuelve) </w:t>
+              <w:t xml:space="preserve"> Function (devuelve valor) y Procedure (no devuelve) </w:t>
             </w:r>
           </w:p>
         </w:tc>
@@ -1142,15 +874,7 @@
           </w:tcPr>
           <w:p>
             <w:r>
-              <w:t xml:space="preserve"> Todas son funciones; </w:t>
-            </w:r>
-            <w:proofErr w:type="spellStart"/>
-            <w:r>
-              <w:t>void</w:t>
-            </w:r>
-            <w:proofErr w:type="spellEnd"/>
-            <w:r>
-              <w:t xml:space="preserve"> para las que no retornan </w:t>
+              <w:t xml:space="preserve"> Todas son funciones; void para las que no retornan </w:t>
             </w:r>
           </w:p>
         </w:tc>
@@ -1194,13 +918,7 @@
     <w:p/>
     <w:p>
       <w:r>
-        <w:t xml:space="preserve">Observación: Pascal es más verboso y legible, con palabras clave que recuerdan al lenguaje natural. C es más </w:t>
-      </w:r>
-      <w:r>
-        <w:t>conciso,</w:t>
-      </w:r>
-      <w:r>
-        <w:t xml:space="preserve"> pero requiere atención a detalles (punto y coma, paréntesis, etc.).</w:t>
+        <w:t>Observación: Pascal es más verboso y legible, con palabras clave que recuerdan al lenguaje natural. C es más conciso, pero requiere atención a detalles (punto y coma, paréntesis, etc.).</w:t>
       </w:r>
     </w:p>
     <w:p>
@@ -1221,15 +939,7 @@
         </w:numPr>
       </w:pPr>
       <w:r>
-        <w:t>Pascal: La solución se organiza en unidades (</w:t>
-      </w:r>
-      <w:proofErr w:type="spellStart"/>
-      <w:r>
-        <w:t>units</w:t>
-      </w:r>
-      <w:proofErr w:type="spellEnd"/>
-      <w:r>
-        <w:t xml:space="preserve">). Cada unidad tiene una responsabilidad clara (alta cohesión) y comunica sus servicios a través de la sección </w:t>
+        <w:t xml:space="preserve">Pascal: La solución se organiza en unidades (units). Cada unidad tiene una responsabilidad clara (alta cohesión) y comunica sus servicios a través de la sección </w:t>
       </w:r>
       <w:proofErr w:type="gramStart"/>
       <w:r>
@@ -1281,71 +991,102 @@
     </w:p>
     <w:p/>
     <w:p>
-      <w:r>
-        <w:t>- Pascal: Implementa una validación exhaustiva:</w:t>
-      </w:r>
-    </w:p>
-    <w:p>
-      <w:r>
-        <w:t xml:space="preserve">  - El nombre del país se valida (no vacío, longitud máxima, solo letras y espacios).</w:t>
-      </w:r>
-    </w:p>
-    <w:p>
+      <w:pPr>
+        <w:pStyle w:val="Prrafodelista"/>
+        <w:numPr>
+          <w:ilvl w:val="0"/>
+          <w:numId w:val="17"/>
+        </w:numPr>
+      </w:pPr>
       <w:r>
         <w:lastRenderedPageBreak/>
-        <w:t xml:space="preserve">  - Cada porcentaje se lee con </w:t>
-      </w:r>
-      <w:proofErr w:type="spellStart"/>
-      <w:r>
-        <w:t>TryStrToFloat</w:t>
-      </w:r>
-      <w:proofErr w:type="spellEnd"/>
-      <w:r>
-        <w:t xml:space="preserve"> (evita excepciones) y se comprueba: que sea numérico, que esté en el rango [0, 100], que sea mayor o igual al anterior (orden no decreciente), y que el último sea exactamente 100.</w:t>
-      </w:r>
-    </w:p>
-    <w:p>
-      <w:r>
-        <w:t xml:space="preserve">  - En caso de error, se muestra un mensaje y se repite la solicitud.</w:t>
-      </w:r>
-    </w:p>
-    <w:p>
-      <w:r>
-        <w:t>- C: También realiza una validación completa:</w:t>
-      </w:r>
-    </w:p>
-    <w:p>
-      <w:r>
-        <w:t xml:space="preserve">  - El nombre debe contener al menos una letra.</w:t>
-      </w:r>
-    </w:p>
-    <w:p>
-      <w:r>
-        <w:t xml:space="preserve">  - Cada porcentaje se lee con </w:t>
-      </w:r>
-      <w:proofErr w:type="spellStart"/>
-      <w:r>
-        <w:t>fgets</w:t>
-      </w:r>
-      <w:proofErr w:type="spellEnd"/>
-      <w:r>
-        <w:t xml:space="preserve"> + </w:t>
-      </w:r>
-      <w:proofErr w:type="spellStart"/>
-      <w:r>
-        <w:t>sscanf</w:t>
-      </w:r>
-      <w:proofErr w:type="spellEnd"/>
-      <w:r>
-        <w:t xml:space="preserve"> (manejo seguro de tipos) y se validan rango, orden y último valor.</w:t>
-      </w:r>
-    </w:p>
-    <w:p>
-      <w:r>
-        <w:t xml:space="preserve">  - Se limpia el búfer de entrada para evitar bucles infinitos.</w:t>
-      </w:r>
-    </w:p>
-    <w:p/>
+        <w:t>Pascal: Implementa una validación exhaustiva:</w:t>
+      </w:r>
+    </w:p>
+    <w:p>
+      <w:pPr>
+        <w:pStyle w:val="Prrafodelista"/>
+        <w:numPr>
+          <w:ilvl w:val="1"/>
+          <w:numId w:val="17"/>
+        </w:numPr>
+      </w:pPr>
+      <w:r>
+        <w:t>El nombre del país se valida (no vacío, longitud máxima, solo letras y espacios).</w:t>
+      </w:r>
+    </w:p>
+    <w:p>
+      <w:pPr>
+        <w:pStyle w:val="Prrafodelista"/>
+        <w:numPr>
+          <w:ilvl w:val="1"/>
+          <w:numId w:val="17"/>
+        </w:numPr>
+      </w:pPr>
+      <w:r>
+        <w:t>Cada porcentaje se lee con TryStrToFloat (evita excepciones) y se comprueba: que sea numérico, que esté en el rango [0, 100], que sea mayor o igual al anterior (orden no decreciente), y que el último sea exactamente 100.</w:t>
+      </w:r>
+    </w:p>
+    <w:p>
+      <w:pPr>
+        <w:pStyle w:val="Prrafodelista"/>
+        <w:numPr>
+          <w:ilvl w:val="1"/>
+          <w:numId w:val="17"/>
+        </w:numPr>
+      </w:pPr>
+      <w:r>
+        <w:t>En caso de error, se muestra un mensaje y se repite la solicitud.</w:t>
+      </w:r>
+    </w:p>
+    <w:p>
+      <w:pPr>
+        <w:pStyle w:val="Prrafodelista"/>
+        <w:numPr>
+          <w:ilvl w:val="0"/>
+          <w:numId w:val="17"/>
+        </w:numPr>
+      </w:pPr>
+      <w:r>
+        <w:t>C: También realiza una validación completa:</w:t>
+      </w:r>
+    </w:p>
+    <w:p>
+      <w:pPr>
+        <w:pStyle w:val="Prrafodelista"/>
+        <w:numPr>
+          <w:ilvl w:val="1"/>
+          <w:numId w:val="17"/>
+        </w:numPr>
+      </w:pPr>
+      <w:r>
+        <w:t>El nombre debe contener al menos una letra.</w:t>
+      </w:r>
+    </w:p>
+    <w:p>
+      <w:pPr>
+        <w:pStyle w:val="Prrafodelista"/>
+        <w:numPr>
+          <w:ilvl w:val="1"/>
+          <w:numId w:val="17"/>
+        </w:numPr>
+      </w:pPr>
+      <w:r>
+        <w:t>Cada porcentaje se lee con fgets + sscanf (manejo seguro de tipos) y se validan rango, orden y último valor.</w:t>
+      </w:r>
+    </w:p>
+    <w:p>
+      <w:pPr>
+        <w:pStyle w:val="Prrafodelista"/>
+        <w:numPr>
+          <w:ilvl w:val="1"/>
+          <w:numId w:val="17"/>
+        </w:numPr>
+      </w:pPr>
+      <w:r>
+        <w:t>Se limpia el búfer de entrada para evitar bucles infinitos.</w:t>
+      </w:r>
+    </w:p>
     <w:p>
       <w:r>
         <w:t>Veredicto: Ambas soluciones son robustas y seguras. La diferencia principal es que C maneja explícitamente el búfer de entrada, mientras que Pascal utiliza funciones nativas del lenguaje que ya gestionan los finales de línea de forma transparente.</w:t>
@@ -1369,15 +1110,7 @@
         </w:numPr>
       </w:pPr>
       <w:r>
-        <w:t xml:space="preserve">Pascal: El uso de </w:t>
-      </w:r>
-      <w:proofErr w:type="spellStart"/>
-      <w:r>
-        <w:t>TryStrToFloat</w:t>
-      </w:r>
-      <w:proofErr w:type="spellEnd"/>
-      <w:r>
-        <w:t xml:space="preserve"> evita errores de conversión; los bucles de repetición garantizan que solo se avance con datos válidos. Los arreglos se dimensionan correctamente y se controlan los límites. No hay desbordamientos de búfer gracias al manejo nativo de cadenas.</w:t>
+        <w:t>Pascal: El uso de TryStrToFloat evita errores de conversión; los bucles de repetición garantizan que solo se avance con datos válidos. Los arreglos se dimensionan correctamente y se controlan los límites. No hay desbordamientos de búfer gracias al manejo nativo de cadenas.</w:t>
       </w:r>
     </w:p>
     <w:p>
@@ -1389,31 +1122,7 @@
         </w:numPr>
       </w:pPr>
       <w:r>
-        <w:t xml:space="preserve">C: El uso de </w:t>
-      </w:r>
-      <w:proofErr w:type="spellStart"/>
-      <w:r>
-        <w:t>fgets</w:t>
-      </w:r>
-      <w:proofErr w:type="spellEnd"/>
-      <w:r>
-        <w:t xml:space="preserve"> con tamaño fijo y </w:t>
-      </w:r>
-      <w:proofErr w:type="spellStart"/>
-      <w:r>
-        <w:t>sscanf</w:t>
-      </w:r>
-      <w:proofErr w:type="spellEnd"/>
-      <w:r>
-        <w:t xml:space="preserve"> protege contra desbordamientos. Las funciones de validación aseguran la coherencia de los datos. La limpieza del búfer (</w:t>
-      </w:r>
-      <w:proofErr w:type="spellStart"/>
-      <w:r>
-        <w:t>prepararLinea</w:t>
-      </w:r>
-      <w:proofErr w:type="spellEnd"/>
-      <w:r>
-        <w:t>) es necesaria para evitar residuos.</w:t>
+        <w:t>C: El uso de fgets con tamaño fijo y sscanf protege contra desbordamientos. Las funciones de validación aseguran la coherencia de los datos. La limpieza del búfer (prepararLinea) es necesaria para evitar residuos.</w:t>
       </w:r>
     </w:p>
     <w:p>
@@ -1453,15 +1162,7 @@
         </w:numPr>
       </w:pPr>
       <w:r>
-        <w:t>Pascal: Depende del compilador Free Pascal (FPC) y, opcionalmente, de Lazarus para el entorno. El código presentado es de consola y utiliza unidades estándar de FPC; se puede compilar en cualquier sistema con FPC instalado (</w:t>
-      </w:r>
-      <w:proofErr w:type="spellStart"/>
-      <w:r>
-        <w:t>fpc</w:t>
-      </w:r>
-      <w:proofErr w:type="spellEnd"/>
-      <w:r>
-        <w:t xml:space="preserve"> project1.lpr).</w:t>
+        <w:t>Pascal: Depende del compilador Free Pascal (FPC) y, opcionalmente, de Lazarus para el entorno. El código presentado es de consola y utiliza unidades estándar de FPC; se puede compilar en cualquier sistema con FPC instalado (fpc project1.lpr).</w:t>
       </w:r>
     </w:p>
     <w:p>
@@ -1473,7 +1174,6 @@
         </w:numPr>
       </w:pPr>
       <w:r>
-        <w:lastRenderedPageBreak/>
         <w:t>C: El código es ANSI C estándar (C99) y compila con GCC, Clang o cualquier compilador compatible. No tiene dependencias externas más allá de la biblioteca estándar. Es más portable y fácil de integrar en distintos entornos.</w:t>
       </w:r>
     </w:p>
@@ -1593,15 +1293,7 @@
           </w:tcPr>
           <w:p>
             <w:r>
-              <w:t xml:space="preserve"> Robusta (rangos, orden, tipo con </w:t>
-            </w:r>
-            <w:proofErr w:type="spellStart"/>
-            <w:r>
-              <w:t>TryStrToFloat</w:t>
-            </w:r>
-            <w:proofErr w:type="spellEnd"/>
-            <w:r>
-              <w:t xml:space="preserve">).   </w:t>
+              <w:t xml:space="preserve"> Robusta (rangos, orden, tipo con TryStrToFloat).   </w:t>
             </w:r>
           </w:p>
         </w:tc>
@@ -1611,23 +1303,7 @@
           </w:tcPr>
           <w:p>
             <w:r>
-              <w:t xml:space="preserve"> Robusta (rangos, orden, tipo con </w:t>
-            </w:r>
-            <w:proofErr w:type="spellStart"/>
-            <w:r>
-              <w:t>fgets</w:t>
-            </w:r>
-            <w:proofErr w:type="spellEnd"/>
-            <w:r>
-              <w:t>/</w:t>
-            </w:r>
-            <w:proofErr w:type="spellStart"/>
-            <w:r>
-              <w:t>sscanf</w:t>
-            </w:r>
-            <w:proofErr w:type="spellEnd"/>
-            <w:r>
-              <w:t xml:space="preserve"> y limpieza de búfer). </w:t>
+              <w:t xml:space="preserve"> Robusta (rangos, orden, tipo con fgets/sscanf y limpieza de búfer). </w:t>
             </w:r>
           </w:p>
         </w:tc>
@@ -1870,16 +1546,7 @@
         </w:numPr>
       </w:pPr>
       <w:r>
-        <w:lastRenderedPageBreak/>
-        <w:t xml:space="preserve">Centralizar constantes: Crear una unidad </w:t>
-      </w:r>
-      <w:proofErr w:type="spellStart"/>
-      <w:r>
-        <w:t>constantes_gini.pas</w:t>
-      </w:r>
-      <w:proofErr w:type="spellEnd"/>
-      <w:r>
-        <w:t xml:space="preserve"> que defina CANTIDAD_PUNTOS = 6 y el arreglo de población acumulada, para evitar números mágicos en el código.</w:t>
+        <w:t>Centralizar constantes: Crear una unidad constantes_gini.pas que defina CANTIDAD_PUNTOS = 6 y el arreglo de población acumulada, para evitar números mágicos en el código.</w:t>
       </w:r>
     </w:p>
     <w:p>
@@ -1891,15 +1558,8 @@
         </w:numPr>
       </w:pPr>
       <w:r>
-        <w:t xml:space="preserve">Separar la lógica de salida: Actualmente </w:t>
-      </w:r>
-      <w:proofErr w:type="spellStart"/>
-      <w:r>
-        <w:t>LeerNombrePais</w:t>
-      </w:r>
-      <w:proofErr w:type="spellEnd"/>
-      <w:r>
-        <w:t xml:space="preserve"> detecta "salir". Sería más limpio que Main lea el nombre y decida, manteniendo la unidad de entrada exclusivamente para leer datos.</w:t>
+        <w:lastRenderedPageBreak/>
+        <w:t>Separar la lógica de salida: Actualmente LeerNombrePais detecta "salir". Sería más limpio que Main lea el nombre y decida, manteniendo la unidad de entrada exclusivamente para leer datos.</w:t>
       </w:r>
     </w:p>
     <w:p>
@@ -1916,18 +1576,6 @@
     </w:p>
     <w:p>
       <w:pPr>
-        <w:pStyle w:val="Prrafodelista"/>
-        <w:numPr>
-          <w:ilvl w:val="0"/>
-          <w:numId w:val="13"/>
-        </w:numPr>
-      </w:pPr>
-      <w:r>
-        <w:t>Soportar lectura desde archivo: Para pruebas masivas, se podría agregar una opción que lea datos desde un archivo CSV.</w:t>
-      </w:r>
-    </w:p>
-    <w:p>
-      <w:pPr>
         <w:pStyle w:val="Ttulo2"/>
       </w:pPr>
     </w:p>
@@ -1949,23 +1597,7 @@
         </w:numPr>
       </w:pPr>
       <w:r>
-        <w:t xml:space="preserve">Extraer validación en lectura: Aunque ya existe </w:t>
-      </w:r>
-      <w:proofErr w:type="spellStart"/>
-      <w:r>
-        <w:t>validarIngresosAcumulados</w:t>
-      </w:r>
-      <w:proofErr w:type="spellEnd"/>
-      <w:r>
-        <w:t xml:space="preserve">, la función </w:t>
-      </w:r>
-      <w:proofErr w:type="spellStart"/>
-      <w:r>
-        <w:t>leerIngresosAcumulados</w:t>
-      </w:r>
-      <w:proofErr w:type="spellEnd"/>
-      <w:r>
-        <w:t xml:space="preserve"> podría delegar completamente la validación a esta función después de cada lectura, en lugar de tener validaciones parciales internas.</w:t>
+        <w:t>Extraer validación en lectura: Aunque ya existe validarIngresosAcumulados, la función leerIngresosAcumulados podría delegar completamente la validación a esta función después de cada lectura, en lugar de tener validaciones parciales internas.</w:t>
       </w:r>
     </w:p>
     <w:p>
@@ -1989,23 +1621,7 @@
         </w:numPr>
       </w:pPr>
       <w:r>
-        <w:t xml:space="preserve">Mover el arreglo </w:t>
-      </w:r>
-      <w:proofErr w:type="spellStart"/>
-      <w:r>
-        <w:t>porcentajesPoblacion</w:t>
-      </w:r>
-      <w:proofErr w:type="spellEnd"/>
-      <w:r>
-        <w:t xml:space="preserve"> a </w:t>
-      </w:r>
-      <w:proofErr w:type="spellStart"/>
-      <w:r>
-        <w:t>constantes.h</w:t>
-      </w:r>
-      <w:proofErr w:type="spellEnd"/>
-      <w:r>
-        <w:t xml:space="preserve"> para que sea global y reutilizable.</w:t>
+        <w:t>Mover el arreglo porcentajesPoblacion a constantes.h para que sea global y reutilizable.</w:t>
       </w:r>
     </w:p>
     <w:p>
@@ -2040,13 +1656,7 @@
     <w:p/>
     <w:p>
       <w:r>
-        <w:t xml:space="preserve">A </w:t>
-      </w:r>
-      <w:r>
-        <w:t>continuación,</w:t>
-      </w:r>
-      <w:r>
-        <w:t xml:space="preserve"> se enumeran los diagramas Nassi</w:t>
+        <w:t>A continuación, se enumeran los diagramas Nassi</w:t>
       </w:r>
       <w:r>
         <w:rPr>
@@ -2392,15 +2002,7 @@
       </w:pPr>
       <w:r>
         <w:lastRenderedPageBreak/>
-        <w:t>La solución en Pascal utiliza unidades (</w:t>
-      </w:r>
-      <w:proofErr w:type="spellStart"/>
-      <w:r>
-        <w:t>units</w:t>
-      </w:r>
-      <w:proofErr w:type="spellEnd"/>
-      <w:r>
-        <w:t>) para organizar el código, con una validación de entrada completa y legible. Es ideal para entornos educativos y para quienes buscan claridad y simplicidad. La dependencia de Free Pascal no es un inconveniente grave, ya que el compilador es libre y multiplataforma.</w:t>
+        <w:t>La solución en Pascal utiliza unidades (units) para organizar el código, con una validación de entrada completa y legible. Es ideal para entornos educativos y para quienes buscan claridad y simplicidad. La dependencia de Free Pascal no es un inconveniente grave, ya que el compilador es libre y multiplataforma.</w:t>
       </w:r>
     </w:p>
     <w:p>
@@ -2415,34 +2017,7 @@
         <w:t>La solución en C destaca por su separación física en módulos, su manejo explícito de búferes y su portabilidad. Es más adecuada para entornos de producción donde se requiera un control fino de los recursos y una integración con otros sistemas.</w:t>
       </w:r>
     </w:p>
-    <w:p>
-      <w:pPr>
-        <w:rPr>
-          <w:b/>
-          <w:bCs/>
-        </w:rPr>
-      </w:pPr>
-      <w:r>
-        <w:rPr>
-          <w:b/>
-          <w:bCs/>
-        </w:rPr>
-        <w:t>Recomendación final:</w:t>
-      </w:r>
-    </w:p>
-    <w:p>
-      <w:r>
-        <w:t xml:space="preserve">Ambas son soluciones de calidad. Si el objetivo es aprender los fundamentos de la programación procedimental y </w:t>
-      </w:r>
-      <w:proofErr w:type="gramStart"/>
-      <w:r>
-        <w:t>la modularidad</w:t>
-      </w:r>
-      <w:proofErr w:type="gramEnd"/>
-      <w:r>
-        <w:t>, Pascal resulta más didáctico. Si se busca una solución robusta y portable para uso real, C ofrece ventajas en flexibilidad y control. No obstante, con las mejoras sugeridas, ambas pueden alcanzar un nivel comparable de excelencia.</w:t>
-      </w:r>
-    </w:p>
+    <w:p/>
     <w:sectPr>
       <w:pgSz w:w="12240" w:h="15840"/>
       <w:pgMar w:top="1417" w:right="1701" w:bottom="1417" w:left="1701" w:header="708" w:footer="708" w:gutter="0"/>
@@ -2456,6 +2031,119 @@
 <file path=word/numbering.xml><?xml version="1.0" encoding="utf-8"?>
 <w:numbering xmlns:wpc="http://schemas.microsoft.com/office/word/2010/wordprocessingCanvas" xmlns:cx="http://schemas.microsoft.com/office/drawing/2014/chartex" xmlns:cx1="http://schemas.microsoft.com/office/drawing/2015/9/8/chartex" xmlns:cx2="http://schemas.microsoft.com/office/drawing/2015/10/21/chartex" xmlns:cx3="http://schemas.microsoft.com/office/drawing/2016/5/9/chartex" xmlns:cx4="http://schemas.microsoft.com/office/drawing/2016/5/10/chartex" xmlns:cx5="http://schemas.microsoft.com/office/drawing/2016/5/11/chartex" xmlns:cx6="http://schemas.microsoft.com/office/drawing/2016/5/12/chartex" xmlns:cx7="http://schemas.microsoft.com/office/drawing/2016/5/13/chartex" xmlns:cx8="http://schemas.microsoft.com/office/drawing/2016/5/14/chartex" xmlns:mc="http://schemas.openxmlformats.org/markup-compatibility/2006" xmlns:aink="http://schemas.microsoft.com/office/drawing/2016/ink" xmlns:am3d="http://schemas.microsoft.com/office/drawing/2017/model3d" xmlns:o="urn:schemas-microsoft-com:office:office" xmlns:oel="http://schemas.microsoft.com/office/2019/extlst" xmlns:r="http://schemas.openxmlformats.org/officeDocument/2006/relationships" xmlns:m="http://schemas.openxmlformats.org/officeDocument/2006/math" xmlns:v="urn:schemas-microsoft-com:vml" xmlns:wp14="http://schemas.microsoft.com/office/word/2010/wordprocessingDrawing" xmlns:wp="http://schemas.openxmlformats.org/drawingml/2006/wordprocessingDrawing" xmlns:w10="urn:schemas-microsoft-com:office:word" xmlns:w="http://schemas.openxmlformats.org/wordprocessingml/2006/main" xmlns:w14="http://schemas.microsoft.com/office/word/2010/wordml" xmlns:w15="http://schemas.microsoft.com/office/word/2012/wordml" xmlns:w16cex="http://schemas.microsoft.com/office/word/2018/wordml/cex" xmlns:w16cid="http://schemas.microsoft.com/office/word/2016/wordml/cid" xmlns:w16="http://schemas.microsoft.com/office/word/2018/wordml" xmlns:w16du="http://schemas.microsoft.com/office/word/2023/wordml/word16du" xmlns:w16sdtdh="http://schemas.microsoft.com/office/word/2020/wordml/sdtdatahash" xmlns:w16sdtfl="http://schemas.microsoft.com/office/word/2024/wordml/sdtformatlock" xmlns:w16se="http://schemas.microsoft.com/office/word/2015/wordml/symex" xmlns:wpg="http://schemas.microsoft.com/office/word/2010/wordprocessingGroup" xmlns:wpi="http://schemas.microsoft.com/office/word/2010/wordprocessingInk" xmlns:wne="http://schemas.microsoft.com/office/word/2006/wordml" xmlns:wps="http://schemas.microsoft.com/office/word/2010/wordprocessingShape" mc:Ignorable="w14 w15 w16se w16cid w16 w16cex w16sdtdh w16sdtfl w16du wp14">
   <w:abstractNum w:abstractNumId="0" w15:restartNumberingAfterBreak="0">
+    <w:nsid w:val="00C65F5C"/>
+    <w:multiLevelType w:val="hybridMultilevel"/>
+    <w:tmpl w:val="323EDFBC"/>
+    <w:lvl w:ilvl="0" w:tplc="46B88954">
+      <w:start w:val="1"/>
+      <w:numFmt w:val="bullet"/>
+      <w:lvlText w:val=""/>
+      <w:lvlJc w:val="left"/>
+      <w:pPr>
+        <w:ind w:left="720" w:hanging="360"/>
+      </w:pPr>
+      <w:rPr>
+        <w:rFonts w:ascii="Wingdings" w:hAnsi="Wingdings" w:hint="default"/>
+      </w:rPr>
+    </w:lvl>
+    <w:lvl w:ilvl="1" w:tplc="140A0003">
+      <w:start w:val="1"/>
+      <w:numFmt w:val="bullet"/>
+      <w:lvlText w:val="o"/>
+      <w:lvlJc w:val="left"/>
+      <w:pPr>
+        <w:ind w:left="1440" w:hanging="360"/>
+      </w:pPr>
+      <w:rPr>
+        <w:rFonts w:ascii="Courier New" w:hAnsi="Courier New" w:cs="Courier New" w:hint="default"/>
+      </w:rPr>
+    </w:lvl>
+    <w:lvl w:ilvl="2" w:tplc="140A0005" w:tentative="1">
+      <w:start w:val="1"/>
+      <w:numFmt w:val="bullet"/>
+      <w:lvlText w:val=""/>
+      <w:lvlJc w:val="left"/>
+      <w:pPr>
+        <w:ind w:left="2160" w:hanging="360"/>
+      </w:pPr>
+      <w:rPr>
+        <w:rFonts w:ascii="Wingdings" w:hAnsi="Wingdings" w:hint="default"/>
+      </w:rPr>
+    </w:lvl>
+    <w:lvl w:ilvl="3" w:tplc="140A0001" w:tentative="1">
+      <w:start w:val="1"/>
+      <w:numFmt w:val="bullet"/>
+      <w:lvlText w:val=""/>
+      <w:lvlJc w:val="left"/>
+      <w:pPr>
+        <w:ind w:left="2880" w:hanging="360"/>
+      </w:pPr>
+      <w:rPr>
+        <w:rFonts w:ascii="Symbol" w:hAnsi="Symbol" w:hint="default"/>
+      </w:rPr>
+    </w:lvl>
+    <w:lvl w:ilvl="4" w:tplc="140A0003" w:tentative="1">
+      <w:start w:val="1"/>
+      <w:numFmt w:val="bullet"/>
+      <w:lvlText w:val="o"/>
+      <w:lvlJc w:val="left"/>
+      <w:pPr>
+        <w:ind w:left="3600" w:hanging="360"/>
+      </w:pPr>
+      <w:rPr>
+        <w:rFonts w:ascii="Courier New" w:hAnsi="Courier New" w:cs="Courier New" w:hint="default"/>
+      </w:rPr>
+    </w:lvl>
+    <w:lvl w:ilvl="5" w:tplc="140A0005" w:tentative="1">
+      <w:start w:val="1"/>
+      <w:numFmt w:val="bullet"/>
+      <w:lvlText w:val=""/>
+      <w:lvlJc w:val="left"/>
+      <w:pPr>
+        <w:ind w:left="4320" w:hanging="360"/>
+      </w:pPr>
+      <w:rPr>
+        <w:rFonts w:ascii="Wingdings" w:hAnsi="Wingdings" w:hint="default"/>
+      </w:rPr>
+    </w:lvl>
+    <w:lvl w:ilvl="6" w:tplc="140A0001" w:tentative="1">
+      <w:start w:val="1"/>
+      <w:numFmt w:val="bullet"/>
+      <w:lvlText w:val=""/>
+      <w:lvlJc w:val="left"/>
+      <w:pPr>
+        <w:ind w:left="5040" w:hanging="360"/>
+      </w:pPr>
+      <w:rPr>
+        <w:rFonts w:ascii="Symbol" w:hAnsi="Symbol" w:hint="default"/>
+      </w:rPr>
+    </w:lvl>
+    <w:lvl w:ilvl="7" w:tplc="140A0003" w:tentative="1">
+      <w:start w:val="1"/>
+      <w:numFmt w:val="bullet"/>
+      <w:lvlText w:val="o"/>
+      <w:lvlJc w:val="left"/>
+      <w:pPr>
+        <w:ind w:left="5760" w:hanging="360"/>
+      </w:pPr>
+      <w:rPr>
+        <w:rFonts w:ascii="Courier New" w:hAnsi="Courier New" w:cs="Courier New" w:hint="default"/>
+      </w:rPr>
+    </w:lvl>
+    <w:lvl w:ilvl="8" w:tplc="140A0005" w:tentative="1">
+      <w:start w:val="1"/>
+      <w:numFmt w:val="bullet"/>
+      <w:lvlText w:val=""/>
+      <w:lvlJc w:val="left"/>
+      <w:pPr>
+        <w:ind w:left="6480" w:hanging="360"/>
+      </w:pPr>
+      <w:rPr>
+        <w:rFonts w:ascii="Wingdings" w:hAnsi="Wingdings" w:hint="default"/>
+      </w:rPr>
+    </w:lvl>
+  </w:abstractNum>
+  <w:abstractNum w:abstractNumId="1" w15:restartNumberingAfterBreak="0">
     <w:nsid w:val="0F0A2F08"/>
     <w:multiLevelType w:val="hybridMultilevel"/>
     <w:tmpl w:val="F39C5E1A"/>
@@ -2568,7 +2256,7 @@
       </w:rPr>
     </w:lvl>
   </w:abstractNum>
-  <w:abstractNum w:abstractNumId="1" w15:restartNumberingAfterBreak="0">
+  <w:abstractNum w:abstractNumId="2" w15:restartNumberingAfterBreak="0">
     <w:nsid w:val="13722584"/>
     <w:multiLevelType w:val="hybridMultilevel"/>
     <w:tmpl w:val="B54A6EDA"/>
@@ -2680,7 +2368,7 @@
       </w:rPr>
     </w:lvl>
   </w:abstractNum>
-  <w:abstractNum w:abstractNumId="2" w15:restartNumberingAfterBreak="0">
+  <w:abstractNum w:abstractNumId="3" w15:restartNumberingAfterBreak="0">
     <w:nsid w:val="1F4D059C"/>
     <w:multiLevelType w:val="hybridMultilevel"/>
     <w:tmpl w:val="0C020BAE"/>
@@ -2769,7 +2457,7 @@
       </w:pPr>
     </w:lvl>
   </w:abstractNum>
-  <w:abstractNum w:abstractNumId="3" w15:restartNumberingAfterBreak="0">
+  <w:abstractNum w:abstractNumId="4" w15:restartNumberingAfterBreak="0">
     <w:nsid w:val="240B7F7A"/>
     <w:multiLevelType w:val="hybridMultilevel"/>
     <w:tmpl w:val="84E0ED48"/>
@@ -2882,7 +2570,7 @@
       </w:rPr>
     </w:lvl>
   </w:abstractNum>
-  <w:abstractNum w:abstractNumId="4" w15:restartNumberingAfterBreak="0">
+  <w:abstractNum w:abstractNumId="5" w15:restartNumberingAfterBreak="0">
     <w:nsid w:val="28C25E91"/>
     <w:multiLevelType w:val="hybridMultilevel"/>
     <w:tmpl w:val="425054FA"/>
@@ -2994,7 +2682,7 @@
       </w:rPr>
     </w:lvl>
   </w:abstractNum>
-  <w:abstractNum w:abstractNumId="5" w15:restartNumberingAfterBreak="0">
+  <w:abstractNum w:abstractNumId="6" w15:restartNumberingAfterBreak="0">
     <w:nsid w:val="31B5296F"/>
     <w:multiLevelType w:val="hybridMultilevel"/>
     <w:tmpl w:val="61DA73CA"/>
@@ -3107,7 +2795,7 @@
       </w:rPr>
     </w:lvl>
   </w:abstractNum>
-  <w:abstractNum w:abstractNumId="6" w15:restartNumberingAfterBreak="0">
+  <w:abstractNum w:abstractNumId="7" w15:restartNumberingAfterBreak="0">
     <w:nsid w:val="36896C20"/>
     <w:multiLevelType w:val="hybridMultilevel"/>
     <w:tmpl w:val="C1AC5780"/>
@@ -3220,7 +2908,7 @@
       </w:rPr>
     </w:lvl>
   </w:abstractNum>
-  <w:abstractNum w:abstractNumId="7" w15:restartNumberingAfterBreak="0">
+  <w:abstractNum w:abstractNumId="8" w15:restartNumberingAfterBreak="0">
     <w:nsid w:val="53C737CC"/>
     <w:multiLevelType w:val="hybridMultilevel"/>
     <w:tmpl w:val="A0880B10"/>
@@ -3332,7 +3020,7 @@
       </w:rPr>
     </w:lvl>
   </w:abstractNum>
-  <w:abstractNum w:abstractNumId="8" w15:restartNumberingAfterBreak="0">
+  <w:abstractNum w:abstractNumId="9" w15:restartNumberingAfterBreak="0">
     <w:nsid w:val="63074F2E"/>
     <w:multiLevelType w:val="hybridMultilevel"/>
     <w:tmpl w:val="E2BE10FA"/>
@@ -3421,7 +3109,7 @@
       </w:pPr>
     </w:lvl>
   </w:abstractNum>
-  <w:abstractNum w:abstractNumId="9" w15:restartNumberingAfterBreak="0">
+  <w:abstractNum w:abstractNumId="10" w15:restartNumberingAfterBreak="0">
     <w:nsid w:val="64CF2889"/>
     <w:multiLevelType w:val="hybridMultilevel"/>
     <w:tmpl w:val="A350B09A"/>
@@ -3534,7 +3222,7 @@
       </w:rPr>
     </w:lvl>
   </w:abstractNum>
-  <w:abstractNum w:abstractNumId="10" w15:restartNumberingAfterBreak="0">
+  <w:abstractNum w:abstractNumId="11" w15:restartNumberingAfterBreak="0">
     <w:nsid w:val="67817BC5"/>
     <w:multiLevelType w:val="hybridMultilevel"/>
     <w:tmpl w:val="571C2AF2"/>
@@ -3647,7 +3335,7 @@
       </w:rPr>
     </w:lvl>
   </w:abstractNum>
-  <w:abstractNum w:abstractNumId="11" w15:restartNumberingAfterBreak="0">
+  <w:abstractNum w:abstractNumId="12" w15:restartNumberingAfterBreak="0">
     <w:nsid w:val="67B014DB"/>
     <w:multiLevelType w:val="hybridMultilevel"/>
     <w:tmpl w:val="CEB0CE12"/>
@@ -3736,7 +3424,7 @@
       </w:pPr>
     </w:lvl>
   </w:abstractNum>
-  <w:abstractNum w:abstractNumId="12" w15:restartNumberingAfterBreak="0">
+  <w:abstractNum w:abstractNumId="13" w15:restartNumberingAfterBreak="0">
     <w:nsid w:val="69FA5CF7"/>
     <w:multiLevelType w:val="hybridMultilevel"/>
     <w:tmpl w:val="B3D0B824"/>
@@ -3849,7 +3537,7 @@
       </w:rPr>
     </w:lvl>
   </w:abstractNum>
-  <w:abstractNum w:abstractNumId="13" w15:restartNumberingAfterBreak="0">
+  <w:abstractNum w:abstractNumId="14" w15:restartNumberingAfterBreak="0">
     <w:nsid w:val="74CD2E0B"/>
     <w:multiLevelType w:val="hybridMultilevel"/>
     <w:tmpl w:val="1F38F3CC"/>
@@ -3962,7 +3650,7 @@
       </w:rPr>
     </w:lvl>
   </w:abstractNum>
-  <w:abstractNum w:abstractNumId="14" w15:restartNumberingAfterBreak="0">
+  <w:abstractNum w:abstractNumId="15" w15:restartNumberingAfterBreak="0">
     <w:nsid w:val="77566268"/>
     <w:multiLevelType w:val="hybridMultilevel"/>
     <w:tmpl w:val="F04AEE0A"/>
@@ -4075,7 +3763,7 @@
       </w:rPr>
     </w:lvl>
   </w:abstractNum>
-  <w:abstractNum w:abstractNumId="15" w15:restartNumberingAfterBreak="0">
+  <w:abstractNum w:abstractNumId="16" w15:restartNumberingAfterBreak="0">
     <w:nsid w:val="78F648BC"/>
     <w:multiLevelType w:val="hybridMultilevel"/>
     <w:tmpl w:val="211C7434"/>
@@ -4162,51 +3850,54 @@
     </w:lvl>
   </w:abstractNum>
   <w:num w:numId="1" w16cid:durableId="1780449144">
+    <w:abstractNumId w:val="10"/>
+  </w:num>
+  <w:num w:numId="2" w16cid:durableId="231888433">
+    <w:abstractNumId w:val="5"/>
+  </w:num>
+  <w:num w:numId="3" w16cid:durableId="1078673544">
+    <w:abstractNumId w:val="13"/>
+  </w:num>
+  <w:num w:numId="4" w16cid:durableId="378092465">
+    <w:abstractNumId w:val="11"/>
+  </w:num>
+  <w:num w:numId="5" w16cid:durableId="1633515283">
+    <w:abstractNumId w:val="2"/>
+  </w:num>
+  <w:num w:numId="6" w16cid:durableId="2022076846">
+    <w:abstractNumId w:val="15"/>
+  </w:num>
+  <w:num w:numId="7" w16cid:durableId="1386492185">
+    <w:abstractNumId w:val="8"/>
+  </w:num>
+  <w:num w:numId="8" w16cid:durableId="1608152207">
+    <w:abstractNumId w:val="14"/>
+  </w:num>
+  <w:num w:numId="9" w16cid:durableId="265314428">
+    <w:abstractNumId w:val="7"/>
+  </w:num>
+  <w:num w:numId="10" w16cid:durableId="1399789090">
+    <w:abstractNumId w:val="3"/>
+  </w:num>
+  <w:num w:numId="11" w16cid:durableId="566959076">
+    <w:abstractNumId w:val="6"/>
+  </w:num>
+  <w:num w:numId="12" w16cid:durableId="576551694">
+    <w:abstractNumId w:val="4"/>
+  </w:num>
+  <w:num w:numId="13" w16cid:durableId="1377239839">
+    <w:abstractNumId w:val="12"/>
+  </w:num>
+  <w:num w:numId="14" w16cid:durableId="1553540437">
+    <w:abstractNumId w:val="16"/>
+  </w:num>
+  <w:num w:numId="15" w16cid:durableId="1204094791">
     <w:abstractNumId w:val="9"/>
   </w:num>
-  <w:num w:numId="2" w16cid:durableId="231888433">
-    <w:abstractNumId w:val="4"/>
-  </w:num>
-  <w:num w:numId="3" w16cid:durableId="1078673544">
-    <w:abstractNumId w:val="12"/>
-  </w:num>
-  <w:num w:numId="4" w16cid:durableId="378092465">
-    <w:abstractNumId w:val="10"/>
-  </w:num>
-  <w:num w:numId="5" w16cid:durableId="1633515283">
+  <w:num w:numId="16" w16cid:durableId="1102263673">
     <w:abstractNumId w:val="1"/>
   </w:num>
-  <w:num w:numId="6" w16cid:durableId="2022076846">
-    <w:abstractNumId w:val="14"/>
-  </w:num>
-  <w:num w:numId="7" w16cid:durableId="1386492185">
-    <w:abstractNumId w:val="7"/>
-  </w:num>
-  <w:num w:numId="8" w16cid:durableId="1608152207">
-    <w:abstractNumId w:val="13"/>
-  </w:num>
-  <w:num w:numId="9" w16cid:durableId="265314428">
-    <w:abstractNumId w:val="6"/>
-  </w:num>
-  <w:num w:numId="10" w16cid:durableId="1399789090">
-    <w:abstractNumId w:val="2"/>
-  </w:num>
-  <w:num w:numId="11" w16cid:durableId="566959076">
-    <w:abstractNumId w:val="5"/>
-  </w:num>
-  <w:num w:numId="12" w16cid:durableId="576551694">
-    <w:abstractNumId w:val="3"/>
-  </w:num>
-  <w:num w:numId="13" w16cid:durableId="1377239839">
-    <w:abstractNumId w:val="11"/>
-  </w:num>
-  <w:num w:numId="14" w16cid:durableId="1553540437">
-    <w:abstractNumId w:val="15"/>
-  </w:num>
-  <w:num w:numId="15" w16cid:durableId="1204094791">
-    <w:abstractNumId w:val="8"/>
-  </w:num>
-  <w:num w:numId="16" w16cid:durableId="1102263673">
+  <w:num w:numId="17" w16cid:durableId="10186902">
     <w:abstractNumId w:val="0"/>
   </w:num>
 </w:numbering>
@@ -4821,7 +4512,6 @@
   <w:style w:type="character" w:default="1" w:styleId="Fuentedeprrafopredeter">
     <w:name w:val="Default Paragraph Font"/>
     <w:uiPriority w:val="1"/>
-    <w:semiHidden/>
     <w:unhideWhenUsed/>
   </w:style>
   <w:style w:type="table" w:default="1" w:styleId="Tablanormal">

--- a/Docs/Comparación de Soluciones para el Cálculo del Coeficiente de Gini.docx
+++ b/Docs/Comparación de Soluciones para el Cálculo del Coeficiente de Gini.docx
@@ -1,6 +1,6 @@
 
 <file path=word/document.xml><?xml version="1.0" encoding="utf-8"?>
-<w:document xmlns:wpc="http://schemas.microsoft.com/office/word/2010/wordprocessingCanvas" xmlns:cx="http://schemas.microsoft.com/office/drawing/2014/chartex" xmlns:cx1="http://schemas.microsoft.com/office/drawing/2015/9/8/chartex" xmlns:cx2="http://schemas.microsoft.com/office/drawing/2015/10/21/chartex" xmlns:cx3="http://schemas.microsoft.com/office/drawing/2016/5/9/chartex" xmlns:cx4="http://schemas.microsoft.com/office/drawing/2016/5/10/chartex" xmlns:cx5="http://schemas.microsoft.com/office/drawing/2016/5/11/chartex" xmlns:cx6="http://schemas.microsoft.com/office/drawing/2016/5/12/chartex" xmlns:cx7="http://schemas.microsoft.com/office/drawing/2016/5/13/chartex" xmlns:cx8="http://schemas.microsoft.com/office/drawing/2016/5/14/chartex" xmlns:mc="http://schemas.openxmlformats.org/markup-compatibility/2006" xmlns:aink="http://schemas.microsoft.com/office/drawing/2016/ink" xmlns:am3d="http://schemas.microsoft.com/office/drawing/2017/model3d" xmlns:o="urn:schemas-microsoft-com:office:office" xmlns:oel="http://schemas.microsoft.com/office/2019/extlst" xmlns:r="http://schemas.openxmlformats.org/officeDocument/2006/relationships" xmlns:m="http://schemas.openxmlformats.org/officeDocument/2006/math" xmlns:v="urn:schemas-microsoft-com:vml" xmlns:wp14="http://schemas.microsoft.com/office/word/2010/wordprocessingDrawing" xmlns:wp="http://schemas.openxmlformats.org/drawingml/2006/wordprocessingDrawing" xmlns:w10="urn:schemas-microsoft-com:office:word" xmlns:w="http://schemas.openxmlformats.org/wordprocessingml/2006/main" xmlns:w14="http://schemas.microsoft.com/office/word/2010/wordml" xmlns:w15="http://schemas.microsoft.com/office/word/2012/wordml" xmlns:w16cex="http://schemas.microsoft.com/office/word/2018/wordml/cex" xmlns:w16cid="http://schemas.microsoft.com/office/word/2016/wordml/cid" xmlns:w16="http://schemas.microsoft.com/office/word/2018/wordml" xmlns:w16du="http://schemas.microsoft.com/office/word/2023/wordml/word16du" xmlns:w16sdtdh="http://schemas.microsoft.com/office/word/2020/wordml/sdtdatahash" xmlns:w16sdtfl="http://schemas.microsoft.com/office/word/2024/wordml/sdtformatlock" xmlns:w16se="http://schemas.microsoft.com/office/word/2015/wordml/symex" xmlns:wpg="http://schemas.microsoft.com/office/word/2010/wordprocessingGroup" xmlns:wpi="http://schemas.microsoft.com/office/word/2010/wordprocessingInk" xmlns:wne="http://schemas.microsoft.com/office/word/2006/wordml" xmlns:wps="http://schemas.microsoft.com/office/word/2010/wordprocessingShape" mc:Ignorable="w14 w15 w16se w16cid w16 w16cex w16sdtdh w16sdtfl w16du wp14">
+<w:document xmlns:wpc="http://schemas.microsoft.com/office/word/2010/wordprocessingCanvas" xmlns:cx="http://schemas.microsoft.com/office/drawing/2014/chartex" xmlns:cx1="http://schemas.microsoft.com/office/drawing/2015/9/8/chartex" xmlns:cx2="http://schemas.microsoft.com/office/drawing/2015/10/21/chartex" xmlns:cx3="http://schemas.microsoft.com/office/drawing/2016/5/9/chartex" xmlns:cx4="http://schemas.microsoft.com/office/drawing/2016/5/10/chartex" xmlns:cx5="http://schemas.microsoft.com/office/drawing/2016/5/11/chartex" xmlns:cx6="http://schemas.microsoft.com/office/drawing/2016/5/12/chartex" xmlns:cx7="http://schemas.microsoft.com/office/drawing/2016/5/13/chartex" xmlns:cx8="http://schemas.microsoft.com/office/drawing/2016/5/14/chartex" xmlns:mc="http://schemas.openxmlformats.org/markup-compatibility/2006" xmlns:aink="http://schemas.microsoft.com/office/drawing/2016/ink" xmlns:am3d="http://schemas.microsoft.com/office/drawing/2017/model3d" xmlns:o="urn:schemas-microsoft-com:office:office" xmlns:r="http://schemas.openxmlformats.org/officeDocument/2006/relationships" xmlns:m="http://schemas.openxmlformats.org/officeDocument/2006/math" xmlns:v="urn:schemas-microsoft-com:vml" xmlns:wp14="http://schemas.microsoft.com/office/word/2010/wordprocessingDrawing" xmlns:wp="http://schemas.openxmlformats.org/drawingml/2006/wordprocessingDrawing" xmlns:w10="urn:schemas-microsoft-com:office:word" xmlns:w="http://schemas.openxmlformats.org/wordprocessingml/2006/main" xmlns:w14="http://schemas.microsoft.com/office/word/2010/wordml" xmlns:w15="http://schemas.microsoft.com/office/word/2012/wordml" xmlns:w16cex="http://schemas.microsoft.com/office/word/2018/wordml/cex" xmlns:w16cid="http://schemas.microsoft.com/office/word/2016/wordml/cid" xmlns:w16="http://schemas.microsoft.com/office/word/2018/wordml" xmlns:w16sdtdh="http://schemas.microsoft.com/office/word/2020/wordml/sdtdatahash" xmlns:w16se="http://schemas.microsoft.com/office/word/2015/wordml/symex" xmlns:wpg="http://schemas.microsoft.com/office/word/2010/wordprocessingGroup" xmlns:wpi="http://schemas.microsoft.com/office/word/2010/wordprocessingInk" xmlns:wne="http://schemas.microsoft.com/office/word/2006/wordml" xmlns:wps="http://schemas.microsoft.com/office/word/2010/wordprocessingShape" mc:Ignorable="w14 w15 w16se w16cid w16 w16cex w16sdtdh wp14">
   <w:body>
     <w:p>
       <w:pPr>
@@ -53,8 +53,17 @@
       </w:r>
     </w:p>
     <w:p>
-      <w:r>
-        <w:t>Estudiantes: Santiago Calderon y Fabricio Monge</w:t>
+      <w:pPr>
+        <w:ind w:left="708" w:hanging="708"/>
+      </w:pPr>
+      <w:r>
+        <w:t>Estudiantes: Santiago Calder</w:t>
+      </w:r>
+      <w:r>
+        <w:t>ó</w:t>
+      </w:r>
+      <w:r>
+        <w:t>n y Fabricio Monge</w:t>
       </w:r>
     </w:p>
     <w:p>
@@ -77,7 +86,7 @@
     </w:p>
     <w:p>
       <w:r>
-        <w:t>G = 1 − 2 · Área bajo la curva de Lorenz</w:t>
+        <w:t>G = 1 - 2 · Área bajo la curva de Lorenz</w:t>
       </w:r>
     </w:p>
     <w:p>
@@ -141,7 +150,14 @@
     </w:p>
     <w:p>
       <w:r>
-        <w:t>Se han desarrollado dos soluciones independientes, una en Pascal (Free Pascal / Lazarus) y otra en C (compilador GCC), ambas siguiendo el paradigma procedimental o estructurado. Este informe compara ambas implementaciones desde múltiples perspectivas: sintaxis, estructura, modularidad, manejo de errores, rendimiento, seguridad y mantenibilidad. Además, se proponen mejoras concretas para cada una y se enumeran los diagramas Nassi</w:t>
+        <w:t>Se desarrollaron dos implementaciones del mismo algoritmo, una en Pascal y otra en C</w:t>
+      </w:r>
+      <w:r>
+        <w:t xml:space="preserve">, una en Pascal (Free Pascal / Lazarus) y otra en C (compilador GCC), ambas siguiendo el paradigma procedimental o estructurado. Este informe compara ambas implementaciones desde múltiples perspectivas: sintaxis, estructura, modularidad, manejo de errores, rendimiento, seguridad y mantenibilidad. Además, se proponen mejoras concretas para cada una y se enumeran los diagramas </w:t>
+      </w:r>
+      <w:proofErr w:type="spellStart"/>
+      <w:r>
+        <w:t>Nassi</w:t>
       </w:r>
       <w:r>
         <w:rPr>
@@ -150,7 +166,11 @@
         <w:t>‑</w:t>
       </w:r>
       <w:r>
-        <w:t>Schneiderman que las representan.</w:t>
+        <w:t>Schneiderman</w:t>
+      </w:r>
+      <w:proofErr w:type="spellEnd"/>
+      <w:r>
+        <w:t xml:space="preserve"> que las representan.</w:t>
       </w:r>
     </w:p>
     <w:p>
@@ -191,7 +211,15 @@
         </w:numPr>
       </w:pPr>
       <w:r>
-        <w:t>Unidades (units):</w:t>
+        <w:t>Unidades (</w:t>
+      </w:r>
+      <w:proofErr w:type="spellStart"/>
+      <w:r>
+        <w:t>units</w:t>
+      </w:r>
+      <w:proofErr w:type="spellEnd"/>
+      <w:r>
+        <w:t>):</w:t>
       </w:r>
     </w:p>
     <w:p>
@@ -202,8 +230,21 @@
           <w:numId w:val="5"/>
         </w:numPr>
       </w:pPr>
-      <w:r>
-        <w:t>pais_gini.pas: contiene el procedimiento LeerNombrePais, que solicita y valida el nombre del país (no vacío, longitud ≤</w:t>
+      <w:proofErr w:type="spellStart"/>
+      <w:r>
+        <w:t>pais_gini.pas</w:t>
+      </w:r>
+      <w:proofErr w:type="spellEnd"/>
+      <w:r>
+        <w:t xml:space="preserve">: contiene el procedimiento </w:t>
+      </w:r>
+      <w:proofErr w:type="spellStart"/>
+      <w:r>
+        <w:t>LeerNombrePais</w:t>
+      </w:r>
+      <w:proofErr w:type="spellEnd"/>
+      <w:r>
+        <w:t>, que solicita y valida el nombre del país (no vacío, longitud ≤</w:t>
       </w:r>
       <w:r>
         <w:rPr>
@@ -223,8 +264,21 @@
           <w:numId w:val="5"/>
         </w:numPr>
       </w:pPr>
-      <w:r>
-        <w:t>entrada_gini.pas: contiene el procedimiento LeerDatosIngresos, que pide los cinco porcentajes acumulados (20</w:t>
+      <w:proofErr w:type="spellStart"/>
+      <w:r>
+        <w:t>entrada_gini.pas</w:t>
+      </w:r>
+      <w:proofErr w:type="spellEnd"/>
+      <w:r>
+        <w:t xml:space="preserve">: contiene el procedimiento </w:t>
+      </w:r>
+      <w:proofErr w:type="spellStart"/>
+      <w:r>
+        <w:t>LeerDatosIngresos</w:t>
+      </w:r>
+      <w:proofErr w:type="spellEnd"/>
+      <w:r>
+        <w:t>, que pide los cinco porcentajes acumulados (20</w:t>
       </w:r>
       <w:r>
         <w:rPr>
@@ -269,7 +323,15 @@
         <w:t>ó</w:t>
       </w:r>
       <w:r>
-        <w:t>n auxiliar LeerPorcentajeAcumulado, que valida: que el valor sea num</w:t>
+        <w:t xml:space="preserve">n auxiliar </w:t>
+      </w:r>
+      <w:proofErr w:type="spellStart"/>
+      <w:r>
+        <w:t>LeerPorcentajeAcumulado</w:t>
+      </w:r>
+      <w:proofErr w:type="spellEnd"/>
+      <w:r>
+        <w:t>, que valida: que el valor sea num</w:t>
       </w:r>
       <w:r>
         <w:rPr>
@@ -296,11 +358,7 @@
         <w:t>ú</w:t>
       </w:r>
       <w:r>
-        <w:t xml:space="preserve">ltimo sea </w:t>
-      </w:r>
-      <w:r>
-        <w:lastRenderedPageBreak/>
-        <w:t>exactamente 100. Luego convierte los valores a fracciones (</w:t>
+        <w:t>ltimo sea exactamente 100. Luego convierte los valores a fracciones (</w:t>
       </w:r>
       <w:proofErr w:type="gramStart"/>
       <w:r>
@@ -319,8 +377,22 @@
           <w:numId w:val="5"/>
         </w:numPr>
       </w:pPr>
-      <w:r>
-        <w:t>calculo_gini.pas: contiene la función CalcularGini, que recibe los arreglos de población e ingreso acumulado y aplica la regla del trapecio para obtener el área y luego el índice.</w:t>
+      <w:proofErr w:type="spellStart"/>
+      <w:r>
+        <w:lastRenderedPageBreak/>
+        <w:t>calculo_gini.pas</w:t>
+      </w:r>
+      <w:proofErr w:type="spellEnd"/>
+      <w:r>
+        <w:t xml:space="preserve">: contiene la función </w:t>
+      </w:r>
+      <w:proofErr w:type="spellStart"/>
+      <w:r>
+        <w:t>CalcularGini</w:t>
+      </w:r>
+      <w:proofErr w:type="spellEnd"/>
+      <w:r>
+        <w:t>, que recibe los arreglos de población e ingreso acumulado y aplica la regla del trapecio para obtener el área y luego el índice.</w:t>
       </w:r>
     </w:p>
     <w:p>
@@ -331,8 +403,21 @@
           <w:numId w:val="5"/>
         </w:numPr>
       </w:pPr>
-      <w:r>
-        <w:t>clasificacion_gini.pas: contiene la función ClassificarGini, que devuelve una cadena con la clasificación según el valor de Gini.</w:t>
+      <w:proofErr w:type="spellStart"/>
+      <w:r>
+        <w:t>clasificacion_gini.pas</w:t>
+      </w:r>
+      <w:proofErr w:type="spellEnd"/>
+      <w:r>
+        <w:t xml:space="preserve">: contiene la función </w:t>
+      </w:r>
+      <w:proofErr w:type="spellStart"/>
+      <w:r>
+        <w:t>ClasificarGini</w:t>
+      </w:r>
+      <w:proofErr w:type="spellEnd"/>
+      <w:r>
+        <w:t>, que devuelve una cadena con la clasificación según el valor de Gini.</w:t>
       </w:r>
     </w:p>
     <w:p>
@@ -344,7 +429,31 @@
         </w:numPr>
       </w:pPr>
       <w:r>
-        <w:t xml:space="preserve">Flujo: El procedimiento Main en project1.lpr inicializa el arreglo de población acumulada (Pob_acum) con los valores 0, 0.2, 0.4, 0.6, 0.8, 1.0. Luego entra en un bucle while que: </w:t>
+        <w:t xml:space="preserve">Flujo: El procedimiento </w:t>
+      </w:r>
+      <w:proofErr w:type="spellStart"/>
+      <w:r>
+        <w:t>Main</w:t>
+      </w:r>
+      <w:proofErr w:type="spellEnd"/>
+      <w:r>
+        <w:t xml:space="preserve"> en project1.lpr inicializa el arreglo de población acumulada (</w:t>
+      </w:r>
+      <w:proofErr w:type="spellStart"/>
+      <w:r>
+        <w:t>Pob_acum</w:t>
+      </w:r>
+      <w:proofErr w:type="spellEnd"/>
+      <w:r>
+        <w:t xml:space="preserve">) con los valores 0, 0.2, 0.4, 0.6, 0.8, 1.0. Luego entra en un bucle </w:t>
+      </w:r>
+      <w:proofErr w:type="spellStart"/>
+      <w:r>
+        <w:t>while</w:t>
+      </w:r>
+      <w:proofErr w:type="spellEnd"/>
+      <w:r>
+        <w:t xml:space="preserve"> que: </w:t>
       </w:r>
     </w:p>
     <w:p>
@@ -356,7 +465,15 @@
         </w:numPr>
       </w:pPr>
       <w:r>
-        <w:t>1) llama a LeerNombrePais para obtener el nombre</w:t>
+        <w:t xml:space="preserve">1) llama a </w:t>
+      </w:r>
+      <w:proofErr w:type="spellStart"/>
+      <w:r>
+        <w:t>LeerNombrePais</w:t>
+      </w:r>
+      <w:proofErr w:type="spellEnd"/>
+      <w:r>
+        <w:t xml:space="preserve"> para obtener el nombre</w:t>
       </w:r>
     </w:p>
     <w:p>
@@ -380,7 +497,15 @@
         </w:numPr>
       </w:pPr>
       <w:r>
-        <w:t>3) en caso contrario, llama a LeerDatosIngresos para obtener los porcentajes;</w:t>
+        <w:t xml:space="preserve">3) en caso contrario, llama a </w:t>
+      </w:r>
+      <w:proofErr w:type="spellStart"/>
+      <w:r>
+        <w:t>LeerDatosIngresos</w:t>
+      </w:r>
+      <w:proofErr w:type="spellEnd"/>
+      <w:r>
+        <w:t xml:space="preserve"> para obtener los porcentajes;</w:t>
       </w:r>
     </w:p>
     <w:p>
@@ -392,8 +517,13 @@
         </w:numPr>
       </w:pPr>
       <w:r>
-        <w:t>4) calcula el Gini con CalcularGini</w:t>
-      </w:r>
+        <w:t xml:space="preserve">4) calcula el Gini con </w:t>
+      </w:r>
+      <w:proofErr w:type="spellStart"/>
+      <w:r>
+        <w:t>CalcularGini</w:t>
+      </w:r>
+      <w:proofErr w:type="spellEnd"/>
     </w:p>
     <w:p>
       <w:pPr>
@@ -402,10 +532,16 @@
           <w:ilvl w:val="1"/>
           <w:numId w:val="5"/>
         </w:numPr>
-      </w:pPr>
-      <w:r>
-        <w:t>5) obtiene la clasificación con ClassificarGini</w:t>
-      </w:r>
+        <w:ind w:left="2124" w:hanging="1044"/>
+      </w:pPr>
+      <w:r>
+        <w:t xml:space="preserve">5) obtiene la clasificación con </w:t>
+      </w:r>
+      <w:proofErr w:type="spellStart"/>
+      <w:r>
+        <w:t>ClasificarGini</w:t>
+      </w:r>
+      <w:proofErr w:type="spellEnd"/>
     </w:p>
     <w:p>
       <w:pPr>
@@ -452,7 +588,87 @@
         </w:numPr>
       </w:pPr>
       <w:r>
-        <w:t>Archivos múltiples: main.c, entrada.c / entrada.h, validacion_entrada.c / validacion_entrada.h, gini.c / gini.h, clasificacion.c / clasificacion.h, constantes.h.</w:t>
+        <w:t xml:space="preserve">Archivos múltiples: </w:t>
+      </w:r>
+      <w:proofErr w:type="spellStart"/>
+      <w:r>
+        <w:t>main.c</w:t>
+      </w:r>
+      <w:proofErr w:type="spellEnd"/>
+      <w:r>
+        <w:t xml:space="preserve">, </w:t>
+      </w:r>
+      <w:proofErr w:type="spellStart"/>
+      <w:r>
+        <w:t>entrada.c</w:t>
+      </w:r>
+      <w:proofErr w:type="spellEnd"/>
+      <w:r>
+        <w:t xml:space="preserve"> / </w:t>
+      </w:r>
+      <w:proofErr w:type="spellStart"/>
+      <w:r>
+        <w:t>entrada.h</w:t>
+      </w:r>
+      <w:proofErr w:type="spellEnd"/>
+      <w:r>
+        <w:t xml:space="preserve">, </w:t>
+      </w:r>
+      <w:proofErr w:type="spellStart"/>
+      <w:r>
+        <w:t>validacion_entrada.c</w:t>
+      </w:r>
+      <w:proofErr w:type="spellEnd"/>
+      <w:r>
+        <w:t xml:space="preserve"> / </w:t>
+      </w:r>
+      <w:proofErr w:type="spellStart"/>
+      <w:r>
+        <w:t>validacion_entrada.h</w:t>
+      </w:r>
+      <w:proofErr w:type="spellEnd"/>
+      <w:r>
+        <w:t xml:space="preserve">, </w:t>
+      </w:r>
+      <w:proofErr w:type="spellStart"/>
+      <w:r>
+        <w:t>gini.c</w:t>
+      </w:r>
+      <w:proofErr w:type="spellEnd"/>
+      <w:r>
+        <w:t xml:space="preserve"> / </w:t>
+      </w:r>
+      <w:proofErr w:type="spellStart"/>
+      <w:r>
+        <w:t>gini.h</w:t>
+      </w:r>
+      <w:proofErr w:type="spellEnd"/>
+      <w:r>
+        <w:t xml:space="preserve">, </w:t>
+      </w:r>
+      <w:proofErr w:type="spellStart"/>
+      <w:r>
+        <w:t>clasificacion.c</w:t>
+      </w:r>
+      <w:proofErr w:type="spellEnd"/>
+      <w:r>
+        <w:t xml:space="preserve"> / </w:t>
+      </w:r>
+      <w:proofErr w:type="spellStart"/>
+      <w:r>
+        <w:t>clasificacion.h</w:t>
+      </w:r>
+      <w:proofErr w:type="spellEnd"/>
+      <w:r>
+        <w:t xml:space="preserve">, </w:t>
+      </w:r>
+      <w:proofErr w:type="spellStart"/>
+      <w:r>
+        <w:t>constantes.h</w:t>
+      </w:r>
+      <w:proofErr w:type="spellEnd"/>
+      <w:r>
+        <w:t>.</w:t>
       </w:r>
     </w:p>
     <w:p>
@@ -475,8 +691,13 @@
           <w:numId w:val="6"/>
         </w:numPr>
       </w:pPr>
-      <w:r>
-        <w:t>main.c: controla el flujo principal con un bucle do</w:t>
+      <w:proofErr w:type="spellStart"/>
+      <w:r>
+        <w:t>main.c</w:t>
+      </w:r>
+      <w:proofErr w:type="spellEnd"/>
+      <w:r>
+        <w:t>: controla el flujo principal con un bucle do</w:t>
       </w:r>
       <w:r>
         <w:rPr>
@@ -484,8 +705,13 @@
         </w:rPr>
         <w:t>‑</w:t>
       </w:r>
-      <w:r>
-        <w:t>while que pregunta si se desea continuar.</w:t>
+      <w:proofErr w:type="spellStart"/>
+      <w:r>
+        <w:t>while</w:t>
+      </w:r>
+      <w:proofErr w:type="spellEnd"/>
+      <w:r>
+        <w:t xml:space="preserve"> que pregunta si se desea continuar.</w:t>
       </w:r>
     </w:p>
     <w:p>
@@ -496,8 +722,13 @@
           <w:numId w:val="6"/>
         </w:numPr>
       </w:pPr>
-      <w:r>
-        <w:t>entrada.c / .h: funciones para leer el nombre del país (validando que contenga al menos una letra), leer los ingresos acumulados (con validación paso a paso: rango, orden creciente, último = 100</w:t>
+      <w:proofErr w:type="spellStart"/>
+      <w:r>
+        <w:t>entrada.c</w:t>
+      </w:r>
+      <w:proofErr w:type="spellEnd"/>
+      <w:r>
+        <w:t xml:space="preserve"> / .h: funciones para leer el nombre del país (validando que contenga al menos una letra), leer los ingresos acumulados (con validación paso a paso: rango, orden creciente, último = 100</w:t>
       </w:r>
       <w:r>
         <w:rPr>
@@ -517,8 +748,29 @@
           <w:numId w:val="6"/>
         </w:numPr>
       </w:pPr>
-      <w:r>
-        <w:t>validacion_entrada.c / .h: utilidades para limpiar el búfer de entrada (prepararLinea) y leer números de forma segura (leerNumeroDouble).</w:t>
+      <w:proofErr w:type="spellStart"/>
+      <w:r>
+        <w:t>validacion_entrada.c</w:t>
+      </w:r>
+      <w:proofErr w:type="spellEnd"/>
+      <w:r>
+        <w:t xml:space="preserve"> / .h: utilidades para limpiar el búfer de entrada (</w:t>
+      </w:r>
+      <w:proofErr w:type="spellStart"/>
+      <w:r>
+        <w:t>prepararLinea</w:t>
+      </w:r>
+      <w:proofErr w:type="spellEnd"/>
+      <w:r>
+        <w:t>) y leer números de forma segura (</w:t>
+      </w:r>
+      <w:proofErr w:type="spellStart"/>
+      <w:r>
+        <w:t>leerNumeroDouble</w:t>
+      </w:r>
+      <w:proofErr w:type="spellEnd"/>
+      <w:r>
+        <w:t>).</w:t>
       </w:r>
     </w:p>
     <w:p>
@@ -529,8 +781,21 @@
           <w:numId w:val="6"/>
         </w:numPr>
       </w:pPr>
-      <w:r>
-        <w:t>gini.c / .h: funciones de validación global de los datos (validarIngresosAcumulados) y cálculo del área y el índice.</w:t>
+      <w:proofErr w:type="spellStart"/>
+      <w:r>
+        <w:t>gini.c</w:t>
+      </w:r>
+      <w:proofErr w:type="spellEnd"/>
+      <w:r>
+        <w:t xml:space="preserve"> / .h: funciones de validación global de los datos (</w:t>
+      </w:r>
+      <w:proofErr w:type="spellStart"/>
+      <w:r>
+        <w:t>validarIngresosAcumulados</w:t>
+      </w:r>
+      <w:proofErr w:type="spellEnd"/>
+      <w:r>
+        <w:t>) y cálculo del área y el índice.</w:t>
       </w:r>
     </w:p>
     <w:p>
@@ -541,8 +806,13 @@
           <w:numId w:val="6"/>
         </w:numPr>
       </w:pPr>
-      <w:r>
-        <w:t>clasificacion.c / .h: imprime la clasificación según el índice.</w:t>
+      <w:proofErr w:type="spellStart"/>
+      <w:r>
+        <w:t>clasificacion.c</w:t>
+      </w:r>
+      <w:proofErr w:type="spellEnd"/>
+      <w:r>
+        <w:t xml:space="preserve"> / .h: imprime la clasificación según el índice.</w:t>
       </w:r>
     </w:p>
     <w:p>
@@ -553,8 +823,13 @@
           <w:numId w:val="6"/>
         </w:numPr>
       </w:pPr>
-      <w:r>
-        <w:t>constantes.h: define CANTIDAD_PUNTOS (6) y LONGITUD_NOMBRE_PAIS (100).</w:t>
+      <w:proofErr w:type="spellStart"/>
+      <w:r>
+        <w:t>constantes.h</w:t>
+      </w:r>
+      <w:proofErr w:type="spellEnd"/>
+      <w:r>
+        <w:t>: define CANTIDAD_PUNTOS (6) y LONGITUD_NOMBRE_PAIS (100).</w:t>
       </w:r>
     </w:p>
     <w:p>
@@ -608,7 +883,6 @@
           </w:tcPr>
           <w:p>
             <w:r>
-              <w:lastRenderedPageBreak/>
               <w:t xml:space="preserve"> Aspecto                        </w:t>
             </w:r>
           </w:p>
@@ -654,7 +928,23 @@
           </w:tcPr>
           <w:p>
             <w:r>
-              <w:t xml:space="preserve"> begin … end                </w:t>
+              <w:t xml:space="preserve"> </w:t>
+            </w:r>
+            <w:proofErr w:type="spellStart"/>
+            <w:r>
+              <w:t>begin</w:t>
+            </w:r>
+            <w:proofErr w:type="spellEnd"/>
+            <w:r>
+              <w:t xml:space="preserve"> … </w:t>
+            </w:r>
+            <w:proofErr w:type="spellStart"/>
+            <w:r>
+              <w:t>end</w:t>
+            </w:r>
+            <w:proofErr w:type="spellEnd"/>
+            <w:r>
+              <w:t xml:space="preserve">                </w:t>
             </w:r>
           </w:p>
         </w:tc>
@@ -749,6 +1039,7 @@
           </w:tcPr>
           <w:p>
             <w:r>
+              <w:lastRenderedPageBreak/>
               <w:t xml:space="preserve"> Declaración de variables       </w:t>
             </w:r>
           </w:p>
@@ -759,7 +1050,15 @@
           </w:tcPr>
           <w:p>
             <w:r>
-              <w:t xml:space="preserve"> Sección var antes del código </w:t>
+              <w:t xml:space="preserve"> Sección </w:t>
+            </w:r>
+            <w:proofErr w:type="spellStart"/>
+            <w:r>
+              <w:t>var</w:t>
+            </w:r>
+            <w:proofErr w:type="spellEnd"/>
+            <w:r>
+              <w:t xml:space="preserve"> antes del código </w:t>
             </w:r>
           </w:p>
         </w:tc>
@@ -794,7 +1093,15 @@
           </w:tcPr>
           <w:p>
             <w:r>
-              <w:t xml:space="preserve"> Estáticos o dinámicos (array of Real) </w:t>
+              <w:t xml:space="preserve"> Estáticos o dinámicos (array </w:t>
+            </w:r>
+            <w:proofErr w:type="spellStart"/>
+            <w:r>
+              <w:t>of</w:t>
+            </w:r>
+            <w:proofErr w:type="spellEnd"/>
+            <w:r>
+              <w:t xml:space="preserve"> Real) </w:t>
             </w:r>
           </w:p>
         </w:tc>
@@ -804,7 +1111,15 @@
           </w:tcPr>
           <w:p>
             <w:r>
-              <w:t xml:space="preserve"> Estáticos de tamaño fijo (double[]) </w:t>
+              <w:t xml:space="preserve"> Estáticos de tamaño fijo (</w:t>
+            </w:r>
+            <w:proofErr w:type="spellStart"/>
+            <w:r>
+              <w:t>double</w:t>
+            </w:r>
+            <w:proofErr w:type="spellEnd"/>
+            <w:r>
+              <w:t xml:space="preserve">[]) </w:t>
             </w:r>
           </w:p>
         </w:tc>
@@ -829,7 +1144,23 @@
           </w:tcPr>
           <w:p>
             <w:r>
-              <w:t xml:space="preserve"> ReadLn, WriteLn            </w:t>
+              <w:t xml:space="preserve"> </w:t>
+            </w:r>
+            <w:proofErr w:type="spellStart"/>
+            <w:r>
+              <w:t>ReadLn</w:t>
+            </w:r>
+            <w:proofErr w:type="spellEnd"/>
+            <w:r>
+              <w:t xml:space="preserve">, </w:t>
+            </w:r>
+            <w:proofErr w:type="spellStart"/>
+            <w:r>
+              <w:t>WriteLn</w:t>
+            </w:r>
+            <w:proofErr w:type="spellEnd"/>
+            <w:r>
+              <w:t xml:space="preserve">            </w:t>
             </w:r>
           </w:p>
         </w:tc>
@@ -839,7 +1170,31 @@
           </w:tcPr>
           <w:p>
             <w:r>
-              <w:t xml:space="preserve"> printf, scanf/fgets         </w:t>
+              <w:t xml:space="preserve"> </w:t>
+            </w:r>
+            <w:proofErr w:type="spellStart"/>
+            <w:r>
+              <w:t>printf</w:t>
+            </w:r>
+            <w:proofErr w:type="spellEnd"/>
+            <w:r>
+              <w:t xml:space="preserve">, </w:t>
+            </w:r>
+            <w:proofErr w:type="spellStart"/>
+            <w:r>
+              <w:t>scanf</w:t>
+            </w:r>
+            <w:proofErr w:type="spellEnd"/>
+            <w:r>
+              <w:t>/</w:t>
+            </w:r>
+            <w:proofErr w:type="spellStart"/>
+            <w:r>
+              <w:t>fgets</w:t>
+            </w:r>
+            <w:proofErr w:type="spellEnd"/>
+            <w:r>
+              <w:t xml:space="preserve">         </w:t>
             </w:r>
           </w:p>
         </w:tc>
@@ -864,7 +1219,23 @@
           </w:tcPr>
           <w:p>
             <w:r>
-              <w:t xml:space="preserve"> Function (devuelve valor) y Procedure (no devuelve) </w:t>
+              <w:t xml:space="preserve"> </w:t>
+            </w:r>
+            <w:proofErr w:type="spellStart"/>
+            <w:r>
+              <w:t>Function</w:t>
+            </w:r>
+            <w:proofErr w:type="spellEnd"/>
+            <w:r>
+              <w:t xml:space="preserve"> (devuelve valor) y </w:t>
+            </w:r>
+            <w:proofErr w:type="spellStart"/>
+            <w:r>
+              <w:t>Procedure</w:t>
+            </w:r>
+            <w:proofErr w:type="spellEnd"/>
+            <w:r>
+              <w:t xml:space="preserve"> (no devuelve) </w:t>
             </w:r>
           </w:p>
         </w:tc>
@@ -874,7 +1245,15 @@
           </w:tcPr>
           <w:p>
             <w:r>
-              <w:t xml:space="preserve"> Todas son funciones; void para las que no retornan </w:t>
+              <w:t xml:space="preserve"> Todas son funciones; </w:t>
+            </w:r>
+            <w:proofErr w:type="spellStart"/>
+            <w:r>
+              <w:t>void</w:t>
+            </w:r>
+            <w:proofErr w:type="spellEnd"/>
+            <w:r>
+              <w:t xml:space="preserve"> para las que no retornan </w:t>
             </w:r>
           </w:p>
         </w:tc>
@@ -939,15 +1318,15 @@
         </w:numPr>
       </w:pPr>
       <w:r>
-        <w:t xml:space="preserve">Pascal: La solución se organiza en unidades (units). Cada unidad tiene una responsabilidad clara (alta cohesión) y comunica sus servicios a través de la sección </w:t>
-      </w:r>
-      <w:proofErr w:type="gramStart"/>
-      <w:r>
-        <w:t>interface</w:t>
-      </w:r>
-      <w:proofErr w:type="gramEnd"/>
-      <w:r>
-        <w:t xml:space="preserve"> (bajo acoplamiento). Todas las unidades residen en el mismo proyecto y se compilan juntas; la separación es fundamentalmente lógica pero muy efectiva.</w:t>
+        <w:t>Pascal: La solución se organiza en unidades (</w:t>
+      </w:r>
+      <w:proofErr w:type="spellStart"/>
+      <w:r>
+        <w:t>units</w:t>
+      </w:r>
+      <w:proofErr w:type="spellEnd"/>
+      <w:r>
+        <w:t>). Cada unidad tiene una responsabilidad clara (alta cohesión) y comunica sus servicios a través de la sección interface (bajo acoplamiento). Todas las unidades residen en el mismo proyecto y se compilan juntas; la separación es fundamentalmente lógica pero muy efectiva.</w:t>
       </w:r>
     </w:p>
     <w:p>
@@ -978,7 +1357,15 @@
     <w:p/>
     <w:p>
       <w:r>
-        <w:t>Ambos lenguajes se usan con programación estructurada / procedimental. En C se separan claramente las capas de entrada, lógica de negocio y presentación. En Pascal, la división en unidades también ordena el código, y el procedimiento Main concentra el flujo principal.</w:t>
+        <w:t xml:space="preserve">Ambos lenguajes se usan con programación estructurada / procedimental. En C se separan claramente las capas de entrada, lógica de negocio y presentación. En Pascal, la división en unidades también ordena el código, y el procedimiento </w:t>
+      </w:r>
+      <w:proofErr w:type="spellStart"/>
+      <w:r>
+        <w:t>Main</w:t>
+      </w:r>
+      <w:proofErr w:type="spellEnd"/>
+      <w:r>
+        <w:t xml:space="preserve"> concentra el flujo principal.</w:t>
       </w:r>
     </w:p>
     <w:p>
@@ -999,7 +1386,6 @@
         </w:numPr>
       </w:pPr>
       <w:r>
-        <w:lastRenderedPageBreak/>
         <w:t>Pascal: Implementa una validación exhaustiva:</w:t>
       </w:r>
     </w:p>
@@ -1024,7 +1410,16 @@
         </w:numPr>
       </w:pPr>
       <w:r>
-        <w:t>Cada porcentaje se lee con TryStrToFloat (evita excepciones) y se comprueba: que sea numérico, que esté en el rango [0, 100], que sea mayor o igual al anterior (orden no decreciente), y que el último sea exactamente 100.</w:t>
+        <w:lastRenderedPageBreak/>
+        <w:t xml:space="preserve">Cada porcentaje se lee con </w:t>
+      </w:r>
+      <w:proofErr w:type="spellStart"/>
+      <w:r>
+        <w:t>TryStrToFloat</w:t>
+      </w:r>
+      <w:proofErr w:type="spellEnd"/>
+      <w:r>
+        <w:t xml:space="preserve"> (evita excepciones) y se comprueba: que sea numérico, que esté en el rango [0, 100], que sea mayor o igual al anterior (orden no decreciente), y que el último sea exactamente 100.</w:t>
       </w:r>
     </w:p>
     <w:p>
@@ -1072,7 +1467,23 @@
         </w:numPr>
       </w:pPr>
       <w:r>
-        <w:t>Cada porcentaje se lee con fgets + sscanf (manejo seguro de tipos) y se validan rango, orden y último valor.</w:t>
+        <w:t xml:space="preserve">Cada porcentaje se lee con </w:t>
+      </w:r>
+      <w:proofErr w:type="spellStart"/>
+      <w:r>
+        <w:t>fgets</w:t>
+      </w:r>
+      <w:proofErr w:type="spellEnd"/>
+      <w:r>
+        <w:t xml:space="preserve"> + </w:t>
+      </w:r>
+      <w:proofErr w:type="spellStart"/>
+      <w:r>
+        <w:t>sscanf</w:t>
+      </w:r>
+      <w:proofErr w:type="spellEnd"/>
+      <w:r>
+        <w:t xml:space="preserve"> (manejo seguro de tipos) y se validan rango, orden y último valor.</w:t>
       </w:r>
     </w:p>
     <w:p>
@@ -1110,7 +1521,15 @@
         </w:numPr>
       </w:pPr>
       <w:r>
-        <w:t>Pascal: El uso de TryStrToFloat evita errores de conversión; los bucles de repetición garantizan que solo se avance con datos válidos. Los arreglos se dimensionan correctamente y se controlan los límites. No hay desbordamientos de búfer gracias al manejo nativo de cadenas.</w:t>
+        <w:t xml:space="preserve">Pascal: El uso de </w:t>
+      </w:r>
+      <w:proofErr w:type="spellStart"/>
+      <w:r>
+        <w:t>TryStrToFloat</w:t>
+      </w:r>
+      <w:proofErr w:type="spellEnd"/>
+      <w:r>
+        <w:t xml:space="preserve"> evita errores de conversión; los bucles de repetición garantizan que solo se avance con datos válidos. Los arreglos se dimensionan correctamente y se controlan los límites. No hay desbordamientos de búfer gracias al manejo nativo de cadenas.</w:t>
       </w:r>
     </w:p>
     <w:p>
@@ -1122,7 +1541,31 @@
         </w:numPr>
       </w:pPr>
       <w:r>
-        <w:t>C: El uso de fgets con tamaño fijo y sscanf protege contra desbordamientos. Las funciones de validación aseguran la coherencia de los datos. La limpieza del búfer (prepararLinea) es necesaria para evitar residuos.</w:t>
+        <w:t xml:space="preserve">C: El uso de </w:t>
+      </w:r>
+      <w:proofErr w:type="spellStart"/>
+      <w:r>
+        <w:t>fgets</w:t>
+      </w:r>
+      <w:proofErr w:type="spellEnd"/>
+      <w:r>
+        <w:t xml:space="preserve"> con tamaño fijo y </w:t>
+      </w:r>
+      <w:proofErr w:type="spellStart"/>
+      <w:r>
+        <w:t>sscanf</w:t>
+      </w:r>
+      <w:proofErr w:type="spellEnd"/>
+      <w:r>
+        <w:t xml:space="preserve"> protege contra desbordamientos. Las funciones de validación aseguran la coherencia de los datos. La limpieza del búfer (</w:t>
+      </w:r>
+      <w:proofErr w:type="spellStart"/>
+      <w:r>
+        <w:t>prepararLinea</w:t>
+      </w:r>
+      <w:proofErr w:type="spellEnd"/>
+      <w:r>
+        <w:t>) es necesaria para evitar residuos.</w:t>
       </w:r>
     </w:p>
     <w:p>
@@ -1162,7 +1605,15 @@
         </w:numPr>
       </w:pPr>
       <w:r>
-        <w:t>Pascal: Depende del compilador Free Pascal (FPC) y, opcionalmente, de Lazarus para el entorno. El código presentado es de consola y utiliza unidades estándar de FPC; se puede compilar en cualquier sistema con FPC instalado (fpc project1.lpr).</w:t>
+        <w:t>Pascal: Depende del compilador Free Pascal (FPC) y, opcionalmente, de Lazarus para el entorno. El código presentado es de consola y utiliza unidades estándar de FPC; se puede compilar en cualquier sistema con FPC instalado (</w:t>
+      </w:r>
+      <w:proofErr w:type="spellStart"/>
+      <w:r>
+        <w:t>fpc</w:t>
+      </w:r>
+      <w:proofErr w:type="spellEnd"/>
+      <w:r>
+        <w:t xml:space="preserve"> project1.lpr).</w:t>
       </w:r>
     </w:p>
     <w:p>
@@ -1174,12 +1625,25 @@
         </w:numPr>
       </w:pPr>
       <w:r>
-        <w:t>C: El código es ANSI C estándar (C99) y compila con GCC, Clang o cualquier compilador compatible. No tiene dependencias externas más allá de la biblioteca estándar. Es más portable y fácil de integrar en distintos entornos.</w:t>
+        <w:t xml:space="preserve">C: </w:t>
+      </w:r>
+      <w:r>
+        <w:t>El código está escrito en C estándar compatible con GCC y compiladores compatibles con C99</w:t>
+      </w:r>
+      <w:r>
+        <w:t xml:space="preserve">. No tiene dependencias externas más allá de la biblioteca estándar. Es más portable y fácil de integrar en </w:t>
+      </w:r>
+      <w:r>
+        <w:t>distintos</w:t>
+      </w:r>
+      <w:r>
+        <w:t xml:space="preserve"> entornos.</w:t>
       </w:r>
     </w:p>
     <w:p/>
     <w:p>
       <w:r>
+        <w:lastRenderedPageBreak/>
         <w:t>Veredicto: C es más portable y tiene menos dependencias, aunque Pascal (FPC) también es multiplataforma.</w:t>
       </w:r>
     </w:p>
@@ -1293,7 +1757,15 @@
           </w:tcPr>
           <w:p>
             <w:r>
-              <w:t xml:space="preserve"> Robusta (rangos, orden, tipo con TryStrToFloat).   </w:t>
+              <w:t xml:space="preserve"> Robusta (rangos, orden, tipo con </w:t>
+            </w:r>
+            <w:proofErr w:type="spellStart"/>
+            <w:r>
+              <w:t>TryStrToFloat</w:t>
+            </w:r>
+            <w:proofErr w:type="spellEnd"/>
+            <w:r>
+              <w:t xml:space="preserve">).   </w:t>
             </w:r>
           </w:p>
         </w:tc>
@@ -1303,7 +1775,23 @@
           </w:tcPr>
           <w:p>
             <w:r>
-              <w:t xml:space="preserve"> Robusta (rangos, orden, tipo con fgets/sscanf y limpieza de búfer). </w:t>
+              <w:t xml:space="preserve"> Robusta (rangos, orden, tipo con </w:t>
+            </w:r>
+            <w:proofErr w:type="spellStart"/>
+            <w:r>
+              <w:t>fgets</w:t>
+            </w:r>
+            <w:proofErr w:type="spellEnd"/>
+            <w:r>
+              <w:t>/</w:t>
+            </w:r>
+            <w:proofErr w:type="spellStart"/>
+            <w:r>
+              <w:t>sscanf</w:t>
+            </w:r>
+            <w:proofErr w:type="spellEnd"/>
+            <w:r>
+              <w:t xml:space="preserve"> y limpieza de búfer). </w:t>
             </w:r>
           </w:p>
         </w:tc>
@@ -1546,7 +2034,15 @@
         </w:numPr>
       </w:pPr>
       <w:r>
-        <w:t>Centralizar constantes: Crear una unidad constantes_gini.pas que defina CANTIDAD_PUNTOS = 6 y el arreglo de población acumulada, para evitar números mágicos en el código.</w:t>
+        <w:t xml:space="preserve">Centralizar constantes: Crear una unidad </w:t>
+      </w:r>
+      <w:proofErr w:type="spellStart"/>
+      <w:r>
+        <w:t>constantes_gini.pas</w:t>
+      </w:r>
+      <w:proofErr w:type="spellEnd"/>
+      <w:r>
+        <w:t xml:space="preserve"> que defina CANTIDAD_PUNTOS = 6 y el arreglo de población acumulada, para evitar números mágicos en el código.</w:t>
       </w:r>
     </w:p>
     <w:p>
@@ -1559,7 +2055,23 @@
       </w:pPr>
       <w:r>
         <w:lastRenderedPageBreak/>
-        <w:t>Separar la lógica de salida: Actualmente LeerNombrePais detecta "salir". Sería más limpio que Main lea el nombre y decida, manteniendo la unidad de entrada exclusivamente para leer datos.</w:t>
+        <w:t xml:space="preserve">Separar la lógica de salida: Actualmente </w:t>
+      </w:r>
+      <w:proofErr w:type="spellStart"/>
+      <w:r>
+        <w:t>LeerNombrePais</w:t>
+      </w:r>
+      <w:proofErr w:type="spellEnd"/>
+      <w:r>
+        <w:t xml:space="preserve"> detecta "salir". Sería más limpio que </w:t>
+      </w:r>
+      <w:proofErr w:type="spellStart"/>
+      <w:r>
+        <w:t>Main</w:t>
+      </w:r>
+      <w:proofErr w:type="spellEnd"/>
+      <w:r>
+        <w:t xml:space="preserve"> lea el nombre y decida, manteniendo la unidad de entrada exclusivamente para leer datos.</w:t>
       </w:r>
     </w:p>
     <w:p>
@@ -1597,7 +2109,23 @@
         </w:numPr>
       </w:pPr>
       <w:r>
-        <w:t>Extraer validación en lectura: Aunque ya existe validarIngresosAcumulados, la función leerIngresosAcumulados podría delegar completamente la validación a esta función después de cada lectura, en lugar de tener validaciones parciales internas.</w:t>
+        <w:t xml:space="preserve">Extraer validación en lectura: Aunque ya existe </w:t>
+      </w:r>
+      <w:proofErr w:type="spellStart"/>
+      <w:r>
+        <w:t>validarIngresosAcumulados</w:t>
+      </w:r>
+      <w:proofErr w:type="spellEnd"/>
+      <w:r>
+        <w:t xml:space="preserve">, la función </w:t>
+      </w:r>
+      <w:proofErr w:type="spellStart"/>
+      <w:r>
+        <w:t>leerIngresosAcumulados</w:t>
+      </w:r>
+      <w:proofErr w:type="spellEnd"/>
+      <w:r>
+        <w:t xml:space="preserve"> podría delegar completamente la validación a esta función después de cada lectura, en lugar de tener validaciones parciales internas.</w:t>
       </w:r>
     </w:p>
     <w:p>
@@ -1621,7 +2149,23 @@
         </w:numPr>
       </w:pPr>
       <w:r>
-        <w:t>Mover el arreglo porcentajesPoblacion a constantes.h para que sea global y reutilizable.</w:t>
+        <w:t xml:space="preserve">Mover el arreglo </w:t>
+      </w:r>
+      <w:proofErr w:type="spellStart"/>
+      <w:r>
+        <w:t>porcentajesPoblacion</w:t>
+      </w:r>
+      <w:proofErr w:type="spellEnd"/>
+      <w:r>
+        <w:t xml:space="preserve"> a </w:t>
+      </w:r>
+      <w:proofErr w:type="spellStart"/>
+      <w:r>
+        <w:t>constantes.h</w:t>
+      </w:r>
+      <w:proofErr w:type="spellEnd"/>
+      <w:r>
+        <w:t xml:space="preserve"> para que sea global y reutilizable.</w:t>
       </w:r>
     </w:p>
     <w:p>
@@ -1641,7 +2185,11 @@
         <w:pStyle w:val="Ttulo1"/>
       </w:pPr>
       <w:r>
-        <w:t>6. Diagramas Nassi</w:t>
+        <w:t xml:space="preserve">6. Diagramas </w:t>
+      </w:r>
+      <w:proofErr w:type="spellStart"/>
+      <w:r>
+        <w:t>Nassi</w:t>
       </w:r>
       <w:r>
         <w:rPr>
@@ -1652,11 +2200,16 @@
       <w:r>
         <w:t>Schneiderman</w:t>
       </w:r>
+      <w:proofErr w:type="spellEnd"/>
     </w:p>
     <w:p/>
     <w:p>
       <w:r>
-        <w:t>A continuación, se enumeran los diagramas Nassi</w:t>
+        <w:t xml:space="preserve">A continuación, se enumeran los diagramas </w:t>
+      </w:r>
+      <w:proofErr w:type="spellStart"/>
+      <w:r>
+        <w:t>Nassi</w:t>
       </w:r>
       <w:r>
         <w:rPr>
@@ -1665,7 +2218,11 @@
         <w:t>‑</w:t>
       </w:r>
       <w:r>
-        <w:t>Schneiderman correspondientes a cada soluci</w:t>
+        <w:t>Schneiderman</w:t>
+      </w:r>
+      <w:proofErr w:type="spellEnd"/>
+      <w:r>
+        <w:t xml:space="preserve"> correspondientes a cada soluci</w:t>
       </w:r>
       <w:r>
         <w:rPr>
@@ -1806,6 +2363,7 @@
         <w:rPr>
           <w:noProof/>
         </w:rPr>
+        <w:lastRenderedPageBreak/>
         <w:drawing>
           <wp:inline distT="0" distB="0" distL="0" distR="0" wp14:anchorId="059B8796" wp14:editId="68D8B60D">
             <wp:extent cx="2459130" cy="3116572"/>
@@ -2002,7 +2560,15 @@
       </w:pPr>
       <w:r>
         <w:lastRenderedPageBreak/>
-        <w:t>La solución en Pascal utiliza unidades (units) para organizar el código, con una validación de entrada completa y legible. Es ideal para entornos educativos y para quienes buscan claridad y simplicidad. La dependencia de Free Pascal no es un inconveniente grave, ya que el compilador es libre y multiplataforma.</w:t>
+        <w:t>La solución en Pascal utiliza unidades (</w:t>
+      </w:r>
+      <w:proofErr w:type="spellStart"/>
+      <w:r>
+        <w:t>units</w:t>
+      </w:r>
+      <w:proofErr w:type="spellEnd"/>
+      <w:r>
+        <w:t>) para organizar el código, con una validación de entrada completa y legible. Es ideal para entornos educativos y para quienes buscan claridad y simplicidad. La dependencia de Free Pascal no es un inconveniente grave, ya que el compilador es libre y multiplataforma.</w:t>
       </w:r>
     </w:p>
     <w:p>
@@ -2029,7 +2595,7 @@
 </file>
 
 <file path=word/numbering.xml><?xml version="1.0" encoding="utf-8"?>
-<w:numbering xmlns:wpc="http://schemas.microsoft.com/office/word/2010/wordprocessingCanvas" xmlns:cx="http://schemas.microsoft.com/office/drawing/2014/chartex" xmlns:cx1="http://schemas.microsoft.com/office/drawing/2015/9/8/chartex" xmlns:cx2="http://schemas.microsoft.com/office/drawing/2015/10/21/chartex" xmlns:cx3="http://schemas.microsoft.com/office/drawing/2016/5/9/chartex" xmlns:cx4="http://schemas.microsoft.com/office/drawing/2016/5/10/chartex" xmlns:cx5="http://schemas.microsoft.com/office/drawing/2016/5/11/chartex" xmlns:cx6="http://schemas.microsoft.com/office/drawing/2016/5/12/chartex" xmlns:cx7="http://schemas.microsoft.com/office/drawing/2016/5/13/chartex" xmlns:cx8="http://schemas.microsoft.com/office/drawing/2016/5/14/chartex" xmlns:mc="http://schemas.openxmlformats.org/markup-compatibility/2006" xmlns:aink="http://schemas.microsoft.com/office/drawing/2016/ink" xmlns:am3d="http://schemas.microsoft.com/office/drawing/2017/model3d" xmlns:o="urn:schemas-microsoft-com:office:office" xmlns:oel="http://schemas.microsoft.com/office/2019/extlst" xmlns:r="http://schemas.openxmlformats.org/officeDocument/2006/relationships" xmlns:m="http://schemas.openxmlformats.org/officeDocument/2006/math" xmlns:v="urn:schemas-microsoft-com:vml" xmlns:wp14="http://schemas.microsoft.com/office/word/2010/wordprocessingDrawing" xmlns:wp="http://schemas.openxmlformats.org/drawingml/2006/wordprocessingDrawing" xmlns:w10="urn:schemas-microsoft-com:office:word" xmlns:w="http://schemas.openxmlformats.org/wordprocessingml/2006/main" xmlns:w14="http://schemas.microsoft.com/office/word/2010/wordml" xmlns:w15="http://schemas.microsoft.com/office/word/2012/wordml" xmlns:w16cex="http://schemas.microsoft.com/office/word/2018/wordml/cex" xmlns:w16cid="http://schemas.microsoft.com/office/word/2016/wordml/cid" xmlns:w16="http://schemas.microsoft.com/office/word/2018/wordml" xmlns:w16du="http://schemas.microsoft.com/office/word/2023/wordml/word16du" xmlns:w16sdtdh="http://schemas.microsoft.com/office/word/2020/wordml/sdtdatahash" xmlns:w16sdtfl="http://schemas.microsoft.com/office/word/2024/wordml/sdtformatlock" xmlns:w16se="http://schemas.microsoft.com/office/word/2015/wordml/symex" xmlns:wpg="http://schemas.microsoft.com/office/word/2010/wordprocessingGroup" xmlns:wpi="http://schemas.microsoft.com/office/word/2010/wordprocessingInk" xmlns:wne="http://schemas.microsoft.com/office/word/2006/wordml" xmlns:wps="http://schemas.microsoft.com/office/word/2010/wordprocessingShape" mc:Ignorable="w14 w15 w16se w16cid w16 w16cex w16sdtdh w16sdtfl w16du wp14">
+<w:numbering xmlns:wpc="http://schemas.microsoft.com/office/word/2010/wordprocessingCanvas" xmlns:cx="http://schemas.microsoft.com/office/drawing/2014/chartex" xmlns:cx1="http://schemas.microsoft.com/office/drawing/2015/9/8/chartex" xmlns:cx2="http://schemas.microsoft.com/office/drawing/2015/10/21/chartex" xmlns:cx3="http://schemas.microsoft.com/office/drawing/2016/5/9/chartex" xmlns:cx4="http://schemas.microsoft.com/office/drawing/2016/5/10/chartex" xmlns:cx5="http://schemas.microsoft.com/office/drawing/2016/5/11/chartex" xmlns:cx6="http://schemas.microsoft.com/office/drawing/2016/5/12/chartex" xmlns:cx7="http://schemas.microsoft.com/office/drawing/2016/5/13/chartex" xmlns:cx8="http://schemas.microsoft.com/office/drawing/2016/5/14/chartex" xmlns:mc="http://schemas.openxmlformats.org/markup-compatibility/2006" xmlns:aink="http://schemas.microsoft.com/office/drawing/2016/ink" xmlns:am3d="http://schemas.microsoft.com/office/drawing/2017/model3d" xmlns:o="urn:schemas-microsoft-com:office:office" xmlns:r="http://schemas.openxmlformats.org/officeDocument/2006/relationships" xmlns:m="http://schemas.openxmlformats.org/officeDocument/2006/math" xmlns:v="urn:schemas-microsoft-com:vml" xmlns:wp14="http://schemas.microsoft.com/office/word/2010/wordprocessingDrawing" xmlns:wp="http://schemas.openxmlformats.org/drawingml/2006/wordprocessingDrawing" xmlns:w10="urn:schemas-microsoft-com:office:word" xmlns:w="http://schemas.openxmlformats.org/wordprocessingml/2006/main" xmlns:w14="http://schemas.microsoft.com/office/word/2010/wordml" xmlns:w15="http://schemas.microsoft.com/office/word/2012/wordml" xmlns:w16cex="http://schemas.microsoft.com/office/word/2018/wordml/cex" xmlns:w16cid="http://schemas.microsoft.com/office/word/2016/wordml/cid" xmlns:w16="http://schemas.microsoft.com/office/word/2018/wordml" xmlns:w16sdtdh="http://schemas.microsoft.com/office/word/2020/wordml/sdtdatahash" xmlns:w16se="http://schemas.microsoft.com/office/word/2015/wordml/symex" xmlns:wpg="http://schemas.microsoft.com/office/word/2010/wordprocessingGroup" xmlns:wpi="http://schemas.microsoft.com/office/word/2010/wordprocessingInk" xmlns:wne="http://schemas.microsoft.com/office/word/2006/wordml" xmlns:wps="http://schemas.microsoft.com/office/word/2010/wordprocessingShape" mc:Ignorable="w14 w15 w16se w16cid w16 w16cex w16sdtdh wp14">
   <w:abstractNum w:abstractNumId="0" w15:restartNumberingAfterBreak="0">
     <w:nsid w:val="00C65F5C"/>
     <w:multiLevelType w:val="hybridMultilevel"/>
@@ -3849,62 +4415,62 @@
       </w:pPr>
     </w:lvl>
   </w:abstractNum>
-  <w:num w:numId="1" w16cid:durableId="1780449144">
+  <w:num w:numId="1">
     <w:abstractNumId w:val="10"/>
   </w:num>
-  <w:num w:numId="2" w16cid:durableId="231888433">
+  <w:num w:numId="2">
     <w:abstractNumId w:val="5"/>
   </w:num>
-  <w:num w:numId="3" w16cid:durableId="1078673544">
+  <w:num w:numId="3">
     <w:abstractNumId w:val="13"/>
   </w:num>
-  <w:num w:numId="4" w16cid:durableId="378092465">
+  <w:num w:numId="4">
     <w:abstractNumId w:val="11"/>
   </w:num>
-  <w:num w:numId="5" w16cid:durableId="1633515283">
+  <w:num w:numId="5">
     <w:abstractNumId w:val="2"/>
   </w:num>
-  <w:num w:numId="6" w16cid:durableId="2022076846">
+  <w:num w:numId="6">
     <w:abstractNumId w:val="15"/>
   </w:num>
-  <w:num w:numId="7" w16cid:durableId="1386492185">
+  <w:num w:numId="7">
     <w:abstractNumId w:val="8"/>
   </w:num>
-  <w:num w:numId="8" w16cid:durableId="1608152207">
+  <w:num w:numId="8">
     <w:abstractNumId w:val="14"/>
   </w:num>
-  <w:num w:numId="9" w16cid:durableId="265314428">
+  <w:num w:numId="9">
     <w:abstractNumId w:val="7"/>
   </w:num>
-  <w:num w:numId="10" w16cid:durableId="1399789090">
+  <w:num w:numId="10">
     <w:abstractNumId w:val="3"/>
   </w:num>
-  <w:num w:numId="11" w16cid:durableId="566959076">
+  <w:num w:numId="11">
     <w:abstractNumId w:val="6"/>
   </w:num>
-  <w:num w:numId="12" w16cid:durableId="576551694">
+  <w:num w:numId="12">
     <w:abstractNumId w:val="4"/>
   </w:num>
-  <w:num w:numId="13" w16cid:durableId="1377239839">
+  <w:num w:numId="13">
     <w:abstractNumId w:val="12"/>
   </w:num>
-  <w:num w:numId="14" w16cid:durableId="1553540437">
+  <w:num w:numId="14">
     <w:abstractNumId w:val="16"/>
   </w:num>
-  <w:num w:numId="15" w16cid:durableId="1204094791">
+  <w:num w:numId="15">
     <w:abstractNumId w:val="9"/>
   </w:num>
-  <w:num w:numId="16" w16cid:durableId="1102263673">
+  <w:num w:numId="16">
     <w:abstractNumId w:val="1"/>
   </w:num>
-  <w:num w:numId="17" w16cid:durableId="10186902">
+  <w:num w:numId="17">
     <w:abstractNumId w:val="0"/>
   </w:num>
 </w:numbering>
 </file>
 
 <file path=word/styles.xml><?xml version="1.0" encoding="utf-8"?>
-<w:styles xmlns:mc="http://schemas.openxmlformats.org/markup-compatibility/2006" xmlns:r="http://schemas.openxmlformats.org/officeDocument/2006/relationships" xmlns:w="http://schemas.openxmlformats.org/wordprocessingml/2006/main" xmlns:w14="http://schemas.microsoft.com/office/word/2010/wordml" xmlns:w15="http://schemas.microsoft.com/office/word/2012/wordml" xmlns:w16cex="http://schemas.microsoft.com/office/word/2018/wordml/cex" xmlns:w16cid="http://schemas.microsoft.com/office/word/2016/wordml/cid" xmlns:w16="http://schemas.microsoft.com/office/word/2018/wordml" xmlns:w16du="http://schemas.microsoft.com/office/word/2023/wordml/word16du" xmlns:w16sdtdh="http://schemas.microsoft.com/office/word/2020/wordml/sdtdatahash" xmlns:w16sdtfl="http://schemas.microsoft.com/office/word/2024/wordml/sdtformatlock" xmlns:w16se="http://schemas.microsoft.com/office/word/2015/wordml/symex" mc:Ignorable="w14 w15 w16se w16cid w16 w16cex w16sdtdh w16sdtfl w16du">
+<w:styles xmlns:mc="http://schemas.openxmlformats.org/markup-compatibility/2006" xmlns:r="http://schemas.openxmlformats.org/officeDocument/2006/relationships" xmlns:w="http://schemas.openxmlformats.org/wordprocessingml/2006/main" xmlns:w14="http://schemas.microsoft.com/office/word/2010/wordml" xmlns:w15="http://schemas.microsoft.com/office/word/2012/wordml" xmlns:w16cex="http://schemas.microsoft.com/office/word/2018/wordml/cex" xmlns:w16cid="http://schemas.microsoft.com/office/word/2016/wordml/cid" xmlns:w16="http://schemas.microsoft.com/office/word/2018/wordml" xmlns:w16sdtdh="http://schemas.microsoft.com/office/word/2020/wordml/sdtdatahash" xmlns:w16se="http://schemas.microsoft.com/office/word/2015/wordml/symex" mc:Ignorable="w14 w15 w16se w16cid w16 w16cex w16sdtdh">
   <w:docDefaults>
     <w:rPrDefault>
       <w:rPr>
@@ -4872,7 +5438,7 @@
       <w:color w:val="0E2841" w:themeColor="text2"/>
     </w:rPr>
   </w:style>
-  <w:style w:type="character" w:styleId="Fuerte">
+  <w:style w:type="character" w:styleId="Textoennegrita">
     <w:name w:val="Strong"/>
     <w:basedOn w:val="Fuentedeprrafopredeter"/>
     <w:uiPriority w:val="22"/>
